--- a/project/docs/template.docx
+++ b/project/docs/template.docx
@@ -5,26 +5,26 @@
     <w:p>
       <w:pPr>
         <w:rPr>
-          <w:lang w:val="bs-Latn-BA"/>
-        </w:rPr>
-      </w:pPr>
-      <w:r>
-        <w:rPr>
-          <w:lang w:val="sr-Cyrl-BA"/>
-        </w:rPr>
-        <w:t>Дјеловодни број:</w:t>
-      </w:r>
-      <w:r>
-        <w:rPr>
-          <w:lang w:val="bs-Latn-BA"/>
-        </w:rPr>
-        <w:t xml:space="preserve">                   </w:t>
-      </w:r>
-      <w:r>
-        <w:rPr>
-          <w:lang w:val="sr-Cyrl-BA"/>
-        </w:rPr>
-        <w:t>.</w:t>
+          <w:lang w:val="en-GB"/>
+        </w:rPr>
+      </w:pPr>
+      <w:r>
+        <w:rPr>
+          <w:lang w:val="sr-Cyrl-BA"/>
+        </w:rPr>
+        <w:t>Дјеловодни број</w:t>
+      </w:r>
+      <w:r>
+        <w:rPr>
+          <w:lang w:val="en-GB"/>
+        </w:rPr>
+        <w:t>:</w:t>
+      </w:r>
+      <w:r>
+        <w:rPr>
+          <w:lang w:val="bs-Latn-BA"/>
+        </w:rPr>
+        <w:t xml:space="preserve"> </w:t>
       </w:r>
     </w:p>
     <w:p>
@@ -709,24 +709,6 @@
         <w:spacing w:after="0"/>
         <w:jc w:val="both"/>
         <w:rPr>
-          <w:lang w:val="bs-Latn-BA"/>
-        </w:rPr>
-      </w:pPr>
-    </w:p>
-    <w:p>
-      <w:pPr>
-        <w:spacing w:after="0"/>
-        <w:jc w:val="both"/>
-        <w:rPr>
-          <w:lang w:val="bs-Latn-BA"/>
-        </w:rPr>
-      </w:pPr>
-    </w:p>
-    <w:p>
-      <w:pPr>
-        <w:spacing w:after="0"/>
-        <w:jc w:val="both"/>
-        <w:rPr>
           <w:lang w:val="sr-Cyrl-BA"/>
         </w:rPr>
       </w:pPr>
@@ -942,21 +924,8 @@
       <w:pPr>
         <w:ind w:left="6480" w:firstLine="720"/>
       </w:pPr>
-      <w:proofErr w:type="spellStart"/>
-      <w:r>
-        <w:t>Образац</w:t>
-      </w:r>
-      <w:proofErr w:type="spellEnd"/>
-      <w:r>
-        <w:t xml:space="preserve"> </w:t>
-      </w:r>
-      <w:proofErr w:type="spellStart"/>
-      <w:r>
-        <w:t>број</w:t>
-      </w:r>
-      <w:proofErr w:type="spellEnd"/>
-      <w:r>
-        <w:t xml:space="preserve"> 38</w:t>
+      <w:r>
+        <w:t>Образац број 38</w:t>
       </w:r>
     </w:p>
     <w:sectPr>
@@ -1795,6 +1764,7 @@
   <w:style w:type="character" w:default="1" w:styleId="DefaultParagraphFont">
     <w:name w:val="Default Paragraph Font"/>
     <w:uiPriority w:val="1"/>
+    <w:semiHidden/>
     <w:unhideWhenUsed/>
   </w:style>
   <w:style w:type="table" w:default="1" w:styleId="TableNormal">

--- a/project/docs/template.docx
+++ b/project/docs/template.docx
@@ -107,23 +107,659 @@
         <w:rPr>
           <w:lang w:val="sr-Cyrl-BA"/>
         </w:rPr>
-        <w:t xml:space="preserve">                   </w:t>
-      </w:r>
-      <w:r>
-        <w:rPr>
-          <w:lang w:val="bs-Latn-BA"/>
-        </w:rPr>
-        <w:t xml:space="preserve">{{IME}}     </w:t>
-      </w:r>
-      <w:r>
-        <w:rPr>
-          <w:lang w:val="bs-Latn-BA"/>
-        </w:rPr>
-        <w:t xml:space="preserve">                                              </w:t>
-      </w:r>
-      <w:r>
-        <w:rPr>
-          <w:lang w:val="bs-Latn-BA"/>
+        <w:t xml:space="preserve">                 </w:t>
+      </w:r>
+      <w:r>
+        <w:rPr>
+          <w:lang w:val="bs-Latn-BA"/>
+        </w:rPr>
+        <w:t>{{IME}}</w:t>
+      </w:r>
+      <w:r>
+        <w:rPr>
+          <w:lang w:val="bs-Latn-BA"/>
+        </w:rPr>
+        <w:t xml:space="preserve">                                                                       </w:t>
+      </w:r>
+      <w:r>
+        <w:rPr>
+          <w:lang w:val="bs-Latn-BA"/>
+        </w:rPr>
+        <w:t>{{RODITELJ}}</w:t>
+      </w:r>
+    </w:p>
+    <w:p>
+      <w:pPr>
+        <w:spacing w:after="0"/>
+        <w:jc w:val="both"/>
+        <w:rPr>
+          <w:lang w:val="en-GB"/>
+        </w:rPr>
+      </w:pPr>
+      <w:r>
+        <w:rPr>
+          <w:lang w:val="sr-Cyrl-BA"/>
+        </w:rPr>
+        <w:t xml:space="preserve">                 </w:t>
+      </w:r>
+      <w:r>
+        <w:rPr>
+          <w:lang w:val="sr-Cyrl-BA"/>
+        </w:rPr>
+        <w:t>________________</w:t>
+      </w:r>
+      <w:r>
+        <w:rPr>
+          <w:lang w:val="en-GB"/>
+        </w:rPr>
+        <w:t>___</w:t>
+      </w:r>
+      <w:r>
+        <w:rPr>
+          <w:lang w:val="sr-Cyrl-BA"/>
+        </w:rPr>
+        <w:t xml:space="preserve">_______             </w:t>
+      </w:r>
+      <w:r>
+        <w:rPr>
+          <w:lang w:val="sr-Cyrl-BA"/>
+        </w:rPr>
+        <w:t xml:space="preserve">                </w:t>
+      </w:r>
+      <w:r>
+        <w:rPr>
+          <w:lang w:val="sr-Cyrl-BA"/>
+        </w:rPr>
+        <w:t xml:space="preserve"> ________</w:t>
+      </w:r>
+      <w:r>
+        <w:rPr>
+          <w:lang w:val="en-GB"/>
+        </w:rPr>
+        <w:t>___</w:t>
+      </w:r>
+      <w:r>
+        <w:rPr>
+          <w:lang w:val="sr-Cyrl-BA"/>
+        </w:rPr>
+        <w:t>_____________</w:t>
+      </w:r>
+    </w:p>
+    <w:p>
+      <w:pPr>
+        <w:spacing w:after="0"/>
+        <w:jc w:val="both"/>
+        <w:rPr>
+          <w:lang w:val="sr-Cyrl-BA"/>
+        </w:rPr>
+      </w:pPr>
+      <w:r>
+        <w:rPr>
+          <w:lang w:val="sr-Cyrl-BA"/>
+        </w:rPr>
+        <w:t xml:space="preserve">                 (име и презиме ученика-це)                        </w:t>
+      </w:r>
+      <w:r>
+        <w:rPr>
+          <w:lang w:val="sr-Cyrl-BA"/>
+        </w:rPr>
+        <w:t xml:space="preserve"> </w:t>
+      </w:r>
+      <w:r>
+        <w:rPr>
+          <w:lang w:val="sr-Cyrl-BA"/>
+        </w:rPr>
+        <w:t xml:space="preserve">    </w:t>
+      </w:r>
+      <w:r>
+        <w:rPr>
+          <w:lang w:val="en-GB"/>
+        </w:rPr>
+        <w:t xml:space="preserve">      </w:t>
+      </w:r>
+      <w:r>
+        <w:rPr>
+          <w:lang w:val="sr-Cyrl-BA"/>
+        </w:rPr>
+        <w:t xml:space="preserve">       </w:t>
+      </w:r>
+      <w:r>
+        <w:rPr>
+          <w:lang w:val="sr-Cyrl-BA"/>
+        </w:rPr>
+        <w:t xml:space="preserve"> </w:t>
+      </w:r>
+      <w:r>
+        <w:rPr>
+          <w:lang w:val="sr-Cyrl-BA"/>
+        </w:rPr>
+        <w:t>(име  родитеља)</w:t>
+      </w:r>
+    </w:p>
+    <w:p>
+      <w:pPr>
+        <w:spacing w:after="0"/>
+        <w:jc w:val="both"/>
+        <w:rPr>
+          <w:lang w:val="en-GB"/>
+        </w:rPr>
+      </w:pPr>
+    </w:p>
+    <w:p>
+      <w:pPr>
+        <w:spacing w:after="0"/>
+        <w:jc w:val="both"/>
+        <w:rPr>
+          <w:lang w:val="en-GB"/>
+        </w:rPr>
+      </w:pPr>
+      <w:r>
+        <w:rPr>
+          <w:lang w:val="sr-Cyrl-BA"/>
+        </w:rPr>
+        <w:t xml:space="preserve">                              </w:t>
+      </w:r>
+      <w:r>
+        <w:rPr>
+          <w:lang w:val="bs-Latn-BA"/>
+        </w:rPr>
+        <w:t xml:space="preserve">  </w:t>
+      </w:r>
+      <w:r>
+        <w:rPr>
+          <w:lang w:val="bs-Latn-BA"/>
+        </w:rPr>
+        <w:t>{{DATUM_RODJENJA}}</w:t>
+      </w:r>
+      <w:r>
+        <w:rPr>
+          <w:lang w:val="bs-Latn-BA"/>
+        </w:rPr>
+        <w:t xml:space="preserve">      </w:t>
+      </w:r>
+      <w:r>
+        <w:rPr>
+          <w:lang w:val="bs-Latn-BA"/>
+        </w:rPr>
+        <w:t xml:space="preserve">   </w:t>
+      </w:r>
+      <w:r>
+        <w:rPr>
+          <w:lang w:val="bs-Latn-BA"/>
+        </w:rPr>
+        <w:t xml:space="preserve">                </w:t>
+      </w:r>
+      <w:r>
+        <w:rPr>
+          <w:lang w:val="sr-Cyrl-BA"/>
+        </w:rPr>
+        <w:t xml:space="preserve">  </w:t>
+      </w:r>
+      <w:r>
+        <w:rPr>
+          <w:lang w:val="bs-Latn-BA"/>
+        </w:rPr>
+        <w:t>{</w:t>
+      </w:r>
+      <w:r>
+        <w:rPr>
+          <w:lang w:val="bs-Latn-BA"/>
+        </w:rPr>
+        <w:t>{</w:t>
+      </w:r>
+      <w:r>
+        <w:rPr>
+          <w:lang w:val="bs-Latn-BA"/>
+        </w:rPr>
+        <w:t>MJESTO</w:t>
+      </w:r>
+      <w:r>
+        <w:rPr>
+          <w:lang w:val="bs-Latn-BA"/>
+        </w:rPr>
+        <w:t>}</w:t>
+      </w:r>
+      <w:r>
+        <w:rPr>
+          <w:lang w:val="bs-Latn-BA"/>
+        </w:rPr>
+        <w:t>}</w:t>
+      </w:r>
+      <w:r>
+        <w:rPr>
+          <w:lang w:val="sr-Cyrl-BA"/>
+        </w:rPr>
+        <w:t xml:space="preserve"> </w:t>
+      </w:r>
+      <w:r>
+        <w:rPr>
+          <w:lang w:val="bs-Latn-BA"/>
+        </w:rPr>
+        <w:t xml:space="preserve"> </w:t>
+      </w:r>
+      <w:r>
+        <w:rPr>
+          <w:lang w:val="sr-Cyrl-BA"/>
+        </w:rPr>
+        <w:t xml:space="preserve">   </w:t>
+      </w:r>
+      <w:r>
+        <w:rPr>
+          <w:lang w:val="bs-Latn-BA"/>
+        </w:rPr>
+        <w:t xml:space="preserve">      </w:t>
+      </w:r>
+      <w:r>
+        <w:rPr>
+          <w:lang w:val="sr-Cyrl-BA"/>
+        </w:rPr>
+        <w:t xml:space="preserve">   </w:t>
+      </w:r>
+      <w:r>
+        <w:rPr>
+          <w:lang w:val="bs-Latn-BA"/>
+        </w:rPr>
+        <w:t xml:space="preserve">           </w:t>
+      </w:r>
+      <w:r>
+        <w:rPr>
+          <w:lang w:val="sr-Cyrl-BA"/>
+        </w:rPr>
+        <w:t xml:space="preserve">  </w:t>
+      </w:r>
+      <w:r>
+        <w:rPr>
+          <w:lang w:val="bs-Latn-BA"/>
+        </w:rPr>
+        <w:t>{{</w:t>
+      </w:r>
+      <w:r>
+        <w:rPr>
+          <w:lang w:val="bs-Latn-BA"/>
+        </w:rPr>
+        <w:t>OPSTINA}</w:t>
+      </w:r>
+      <w:r>
+        <w:rPr>
+          <w:lang w:val="bs-Latn-BA"/>
+        </w:rPr>
+        <w:t>}</w:t>
+      </w:r>
+      <w:r>
+        <w:rPr>
+          <w:lang w:val="sr-Cyrl-BA"/>
+        </w:rPr>
+        <w:t xml:space="preserve">      </w:t>
+      </w:r>
+    </w:p>
+    <w:p>
+      <w:pPr>
+        <w:spacing w:after="0"/>
+        <w:jc w:val="both"/>
+        <w:rPr>
+          <w:lang w:val="sr-Cyrl-BA"/>
+        </w:rPr>
+      </w:pPr>
+      <w:r>
+        <w:rPr>
+          <w:lang w:val="sr-Cyrl-BA"/>
+        </w:rPr>
+        <w:t xml:space="preserve">                 </w:t>
+      </w:r>
+      <w:r>
+        <w:rPr>
+          <w:lang w:val="sr-Cyrl-BA"/>
+        </w:rPr>
+        <w:t>рођен-а ________</w:t>
+      </w:r>
+      <w:r>
+        <w:rPr>
+          <w:lang w:val="sr-Cyrl-BA"/>
+        </w:rPr>
+        <w:t>_______      у  ______________</w:t>
+      </w:r>
+      <w:r>
+        <w:rPr>
+          <w:lang w:val="sr-Cyrl-BA"/>
+        </w:rPr>
+        <w:t xml:space="preserve">    </w:t>
+      </w:r>
+      <w:r>
+        <w:rPr>
+          <w:lang w:val="sr-Cyrl-BA"/>
+        </w:rPr>
+        <w:t>општина  _____________</w:t>
+      </w:r>
+    </w:p>
+    <w:p>
+      <w:pPr>
+        <w:spacing w:after="0"/>
+        <w:jc w:val="both"/>
+        <w:rPr>
+          <w:lang w:val="sr-Cyrl-BA"/>
+        </w:rPr>
+      </w:pPr>
+    </w:p>
+    <w:p>
+      <w:pPr>
+        <w:spacing w:after="0"/>
+        <w:jc w:val="both"/>
+        <w:rPr>
+          <w:lang w:val="sr-Cyrl-BA"/>
+        </w:rPr>
+      </w:pPr>
+      <w:r>
+        <w:rPr>
+          <w:lang w:val="sr-Cyrl-BA"/>
+        </w:rPr>
+        <w:t xml:space="preserve">                 држављанство БиХ, РС</w:t>
+      </w:r>
+      <w:r>
+        <w:rPr>
+          <w:lang w:val="sr-Cyrl-BA"/>
+        </w:rPr>
+        <w:t xml:space="preserve"> уписан-а је</w:t>
+      </w:r>
+      <w:r>
+        <w:rPr>
+          <w:lang w:val="sr-Cyrl-BA"/>
+        </w:rPr>
+        <w:t xml:space="preserve"> као редован ученик-ца у </w:t>
+      </w:r>
+      <w:r>
+        <w:rPr>
+          <w:lang w:val="sr-Cyrl-BA"/>
+        </w:rPr>
+        <w:t>ш</w:t>
+      </w:r>
+      <w:r>
+        <w:rPr>
+          <w:lang w:val="sr-Cyrl-BA"/>
+        </w:rPr>
+        <w:t xml:space="preserve">колској </w:t>
+      </w:r>
+    </w:p>
+    <w:p>
+      <w:pPr>
+        <w:spacing w:after="0"/>
+        <w:jc w:val="both"/>
+        <w:rPr>
+          <w:lang w:val="bs-Latn-BA"/>
+        </w:rPr>
+      </w:pPr>
+      <w:r>
+        <w:rPr>
+          <w:lang w:val="sr-Cyrl-BA"/>
+        </w:rPr>
+        <w:t xml:space="preserve">                 2025/2026</w:t>
+      </w:r>
+      <w:r>
+        <w:rPr>
+          <w:lang w:val="sr-Cyrl-BA"/>
+        </w:rPr>
+        <w:t>.</w:t>
+      </w:r>
+      <w:r>
+        <w:rPr>
+          <w:lang w:val="sr-Cyrl-BA"/>
+        </w:rPr>
+        <w:t xml:space="preserve"> г</w:t>
+      </w:r>
+      <w:r>
+        <w:rPr>
+          <w:lang w:val="sr-Cyrl-BA"/>
+        </w:rPr>
+        <w:t>одини</w:t>
+      </w:r>
+      <w:r>
+        <w:rPr>
+          <w:lang w:val="sr-Cyrl-BA"/>
+        </w:rPr>
+        <w:t xml:space="preserve"> у </w:t>
+      </w:r>
+      <w:r>
+        <w:rPr>
+          <w:u w:val="single"/>
+          <w:lang w:val="bs-Latn-BA"/>
+        </w:rPr>
+        <w:t>{{RAZRED}}</w:t>
+      </w:r>
+      <w:r>
+        <w:rPr>
+          <w:lang w:val="sr-Cyrl-BA"/>
+        </w:rPr>
+        <w:t xml:space="preserve"> разред</w:t>
+      </w:r>
+      <w:r>
+        <w:rPr>
+          <w:lang w:val="bs-Latn-BA"/>
+        </w:rPr>
+        <w:t>.</w:t>
+      </w:r>
+    </w:p>
+    <w:p>
+      <w:pPr>
+        <w:spacing w:after="0"/>
+        <w:jc w:val="both"/>
+        <w:rPr>
+          <w:lang w:val="sr-Cyrl-BA"/>
+        </w:rPr>
+      </w:pPr>
+    </w:p>
+    <w:p>
+      <w:pPr>
+        <w:spacing w:after="0"/>
+        <w:jc w:val="both"/>
+        <w:rPr>
+          <w:lang w:val="bs-Latn-BA"/>
+        </w:rPr>
+      </w:pPr>
+      <w:r>
+        <w:rPr>
+          <w:lang w:val="sr-Cyrl-BA"/>
+        </w:rPr>
+        <w:t xml:space="preserve">                 Струка: </w:t>
+      </w:r>
+      <w:r>
+        <w:rPr>
+          <w:lang w:val="bs-Latn-BA"/>
+        </w:rPr>
+        <w:t>{{STRUKA}}</w:t>
+      </w:r>
+      <w:r>
+        <w:rPr>
+          <w:lang w:val="bs-Latn-BA"/>
+        </w:rPr>
+        <w:t>.</w:t>
+      </w:r>
+    </w:p>
+    <w:p>
+      <w:pPr>
+        <w:spacing w:after="0"/>
+        <w:jc w:val="both"/>
+        <w:rPr>
+          <w:lang w:val="bs-Latn-BA"/>
+        </w:rPr>
+      </w:pPr>
+      <w:r>
+        <w:rPr>
+          <w:lang w:val="sr-Cyrl-BA"/>
+        </w:rPr>
+        <w:t xml:space="preserve">                 </w:t>
+      </w:r>
+      <w:r>
+        <w:rPr>
+          <w:lang w:val="sr-Cyrl-BA"/>
+        </w:rPr>
+        <w:t>(навести назив смје</w:t>
+      </w:r>
+      <w:r>
+        <w:rPr>
+          <w:lang w:val="sr-Cyrl-BA"/>
+        </w:rPr>
+        <w:t>ра гимназије, струке и занимања)</w:t>
+      </w:r>
+    </w:p>
+    <w:p>
+      <w:pPr>
+        <w:spacing w:after="0"/>
+        <w:jc w:val="both"/>
+        <w:rPr>
+          <w:lang w:val="sr-Cyrl-BA"/>
+        </w:rPr>
+      </w:pPr>
+    </w:p>
+    <w:p>
+      <w:pPr>
+        <w:spacing w:after="0"/>
+        <w:jc w:val="both"/>
+        <w:rPr>
+          <w:lang w:val="bs-Latn-BA"/>
+        </w:rPr>
+      </w:pPr>
+      <w:r>
+        <w:rPr>
+          <w:lang w:val="sr-Cyrl-BA"/>
+        </w:rPr>
+        <w:t xml:space="preserve">                 </w:t>
+      </w:r>
+      <w:r>
+        <w:rPr>
+          <w:lang w:val="sr-Cyrl-BA"/>
+        </w:rPr>
+        <w:t>Увје</w:t>
+      </w:r>
+      <w:r>
+        <w:rPr>
+          <w:lang w:val="sr-Cyrl-BA"/>
+        </w:rPr>
+        <w:t xml:space="preserve">рење се издаје ради регулисања: </w:t>
+      </w:r>
+      <w:r>
+        <w:rPr>
+          <w:lang w:val="bs-Latn-BA"/>
+        </w:rPr>
+        <w:t>{{</w:t>
+      </w:r>
+      <w:r>
+        <w:rPr>
+          <w:lang w:val="bs-Latn-BA"/>
+        </w:rPr>
+        <w:t>RAZLOG</w:t>
+      </w:r>
+      <w:r>
+        <w:rPr>
+          <w:lang w:val="bs-Latn-BA"/>
+        </w:rPr>
+        <w:t>}}</w:t>
+      </w:r>
+      <w:r>
+        <w:rPr>
+          <w:lang w:val="sr-Cyrl-BA"/>
+        </w:rPr>
+        <w:t xml:space="preserve">, </w:t>
+      </w:r>
+    </w:p>
+    <w:p>
+      <w:pPr>
+        <w:spacing w:after="0"/>
+        <w:jc w:val="both"/>
+        <w:rPr>
+          <w:lang w:val="sr-Cyrl-BA"/>
+        </w:rPr>
+      </w:pPr>
+      <w:r>
+        <w:rPr>
+          <w:lang w:val="bs-Latn-BA"/>
+        </w:rPr>
+        <w:t xml:space="preserve">                 </w:t>
+      </w:r>
+      <w:r>
+        <w:rPr>
+          <w:lang w:val="sr-Cyrl-BA"/>
+        </w:rPr>
+        <w:t xml:space="preserve">те се у друге сврхе не може користити.   </w:t>
+      </w:r>
+    </w:p>
+    <w:p>
+      <w:pPr>
+        <w:spacing w:after="0"/>
+        <w:jc w:val="both"/>
+        <w:rPr>
+          <w:lang w:val="bs-Latn-BA"/>
+        </w:rPr>
+      </w:pPr>
+      <w:r>
+        <w:rPr>
+          <w:lang w:val="sr-Cyrl-BA"/>
+        </w:rPr>
+        <w:t xml:space="preserve">                 </w:t>
+      </w:r>
+      <w:r>
+        <w:rPr>
+          <w:lang w:val="sr-Cyrl-BA"/>
+        </w:rPr>
+        <w:t>(навести разлог због чега се издаје увјерење)</w:t>
+      </w:r>
+    </w:p>
+    <w:p>
+      <w:pPr>
+        <w:spacing w:after="0"/>
+        <w:jc w:val="both"/>
+        <w:rPr>
+          <w:lang w:val="bs-Latn-BA"/>
+        </w:rPr>
+      </w:pPr>
+    </w:p>
+    <w:p>
+      <w:pPr>
+        <w:spacing w:after="0"/>
+        <w:jc w:val="both"/>
+        <w:rPr>
+          <w:lang w:val="bs-Latn-BA"/>
+        </w:rPr>
+      </w:pPr>
+    </w:p>
+    <w:p>
+      <w:pPr>
+        <w:spacing w:after="0"/>
+        <w:jc w:val="both"/>
+        <w:rPr>
+          <w:lang w:val="bs-Latn-BA"/>
+        </w:rPr>
+      </w:pPr>
+    </w:p>
+    <w:p>
+      <w:pPr>
+        <w:spacing w:after="0"/>
+        <w:jc w:val="both"/>
+        <w:rPr>
+          <w:lang w:val="sr-Cyrl-BA"/>
+        </w:rPr>
+      </w:pPr>
+      <w:r>
+        <w:rPr>
+          <w:lang w:val="sr-Cyrl-BA"/>
+        </w:rPr>
+        <w:t xml:space="preserve">                  </w:t>
+      </w:r>
+    </w:p>
+    <w:p>
+      <w:pPr>
+        <w:spacing w:after="0"/>
+        <w:rPr>
+          <w:lang w:val="en-GB"/>
+        </w:rPr>
+      </w:pPr>
+      <w:r>
+        <w:rPr>
+          <w:lang w:val="sr-Cyrl-BA"/>
+        </w:rPr>
+        <w:t xml:space="preserve">     </w:t>
+      </w:r>
+      <w:r>
+        <w:rPr>
+          <w:lang w:val="sr-Cyrl-BA"/>
         </w:rPr>
         <w:tab/>
       </w:r>
@@ -131,73 +767,73 @@
         <w:rPr>
           <w:lang w:val="bs-Latn-BA"/>
         </w:rPr>
+        <w:t xml:space="preserve"> </w:t>
+      </w:r>
+      <w:r>
+        <w:rPr>
+          <w:lang w:val="bs-Latn-BA"/>
+        </w:rPr>
         <w:t xml:space="preserve">  </w:t>
       </w:r>
       <w:r>
         <w:rPr>
           <w:lang w:val="bs-Latn-BA"/>
         </w:rPr>
-        <w:t>{{RODITELJ}}</w:t>
-      </w:r>
-    </w:p>
-    <w:p>
-      <w:pPr>
-        <w:spacing w:after="0"/>
-        <w:jc w:val="both"/>
-        <w:rPr>
-          <w:lang w:val="sr-Cyrl-BA"/>
-        </w:rPr>
-      </w:pPr>
-      <w:r>
-        <w:rPr>
-          <w:lang w:val="sr-Cyrl-BA"/>
-        </w:rPr>
-        <w:t xml:space="preserve">                   </w:t>
-      </w:r>
-      <w:r>
-        <w:rPr>
-          <w:lang w:val="sr-Cyrl-BA"/>
-        </w:rPr>
-        <w:t xml:space="preserve">_______________________             </w:t>
-      </w:r>
-      <w:r>
-        <w:rPr>
-          <w:lang w:val="sr-Cyrl-BA"/>
-        </w:rPr>
-        <w:t xml:space="preserve">                </w:t>
-      </w:r>
-      <w:r>
-        <w:rPr>
-          <w:lang w:val="sr-Cyrl-BA"/>
-        </w:rPr>
-        <w:t xml:space="preserve"> ______________________</w:t>
-      </w:r>
-    </w:p>
-    <w:p>
-      <w:pPr>
-        <w:spacing w:after="0"/>
-        <w:rPr>
-          <w:lang w:val="sr-Cyrl-BA"/>
-        </w:rPr>
-      </w:pPr>
-      <w:r>
-        <w:rPr>
-          <w:lang w:val="sr-Cyrl-BA"/>
-        </w:rPr>
-        <w:t xml:space="preserve">                   (име и презиме ученика-це)                        </w:t>
-      </w:r>
-      <w:r>
-        <w:rPr>
-          <w:lang w:val="sr-Cyrl-BA"/>
-        </w:rPr>
         <w:t xml:space="preserve"> </w:t>
       </w:r>
       <w:r>
         <w:rPr>
           <w:lang w:val="sr-Cyrl-BA"/>
         </w:rPr>
-        <w:t xml:space="preserve">           </w:t>
-      </w:r>
+        <w:t>РАЗРЕДНИ СТАРИЈЕШИНА</w:t>
+      </w:r>
+      <w:r>
+        <w:rPr>
+          <w:lang w:val="sr-Cyrl-BA"/>
+        </w:rPr>
+        <w:t xml:space="preserve">                     </w:t>
+      </w:r>
+      <w:r>
+        <w:rPr>
+          <w:lang w:val="bs-Latn-BA"/>
+        </w:rPr>
+        <w:t xml:space="preserve">                 </w:t>
+      </w:r>
+      <w:r>
+        <w:rPr>
+          <w:lang w:val="sr-Cyrl-BA"/>
+        </w:rPr>
+        <w:t xml:space="preserve">                    Секретар,</w:t>
+      </w:r>
+    </w:p>
+    <w:p>
+      <w:pPr>
+        <w:spacing w:after="0"/>
+        <w:ind w:left="3600"/>
+        <w:rPr>
+          <w:lang w:val="sr-Cyrl-BA"/>
+        </w:rPr>
+      </w:pPr>
+      <w:r>
+        <w:rPr>
+          <w:lang w:val="en-GB"/>
+        </w:rPr>
+        <w:t xml:space="preserve">          </w:t>
+      </w:r>
+      <w:r>
+        <w:rPr>
+          <w:lang w:val="sr-Cyrl-BA"/>
+        </w:rPr>
+        <w:t>М.П.</w:t>
+      </w:r>
+    </w:p>
+    <w:p>
+      <w:pPr>
+        <w:spacing w:after="0"/>
+        <w:rPr>
+          <w:lang w:val="sr-Cyrl-BA"/>
+        </w:rPr>
+      </w:pPr>
       <w:r>
         <w:rPr>
           <w:lang w:val="sr-Cyrl-BA"/>
@@ -206,639 +842,63 @@
       </w:r>
       <w:r>
         <w:rPr>
-          <w:lang w:val="sr-Cyrl-BA"/>
-        </w:rPr>
-        <w:t>(име  родитеља)</w:t>
-      </w:r>
-    </w:p>
-    <w:p>
-      <w:pPr>
-        <w:spacing w:after="0"/>
-        <w:jc w:val="both"/>
-        <w:rPr>
-          <w:lang w:val="sr-Cyrl-BA"/>
-        </w:rPr>
-      </w:pPr>
-    </w:p>
-    <w:p>
-      <w:pPr>
-        <w:spacing w:after="0"/>
-        <w:jc w:val="both"/>
+          <w:lang w:val="bs-Latn-BA"/>
+        </w:rPr>
+        <w:t xml:space="preserve">       </w:t>
+      </w:r>
+      <w:r>
+        <w:rPr>
+          <w:lang w:val="bs-Latn-BA"/>
+        </w:rPr>
+        <w:t xml:space="preserve">    </w:t>
+      </w:r>
+      <w:r>
+        <w:rPr>
+          <w:lang w:val="bs-Latn-BA"/>
+        </w:rPr>
+        <w:t xml:space="preserve">   </w:t>
+      </w:r>
+      <w:r>
+        <w:rPr>
+          <w:lang w:val="sr-Cyrl-BA"/>
+        </w:rPr>
+        <w:t>___________________________</w:t>
+      </w:r>
+      <w:r>
+        <w:rPr>
+          <w:lang w:val="bs-Latn-BA"/>
+        </w:rPr>
+        <w:t xml:space="preserve">                          </w:t>
+      </w:r>
+      <w:r>
+        <w:rPr>
+          <w:lang w:val="sr-Cyrl-BA"/>
+        </w:rPr>
+        <w:t>_____</w:t>
+      </w:r>
+      <w:r>
         <w:rPr>
           <w:lang w:val="en-GB"/>
         </w:rPr>
-      </w:pPr>
-      <w:r>
-        <w:rPr>
-          <w:lang w:val="sr-Cyrl-BA"/>
-        </w:rPr>
-        <w:t xml:space="preserve">                                 </w:t>
-      </w:r>
-      <w:r>
-        <w:rPr>
-          <w:lang w:val="bs-Latn-BA"/>
-        </w:rPr>
-        <w:t xml:space="preserve">  </w:t>
-      </w:r>
-      <w:r>
-        <w:rPr>
-          <w:lang w:val="bs-Latn-BA"/>
-        </w:rPr>
-        <w:t>{{DATUM_RODJENJA}}</w:t>
-      </w:r>
-      <w:r>
-        <w:rPr>
-          <w:lang w:val="bs-Latn-BA"/>
-        </w:rPr>
-        <w:t xml:space="preserve">      </w:t>
-      </w:r>
-      <w:r>
-        <w:rPr>
-          <w:lang w:val="bs-Latn-BA"/>
-        </w:rPr>
-        <w:t xml:space="preserve">   </w:t>
-      </w:r>
-      <w:r>
-        <w:rPr>
-          <w:lang w:val="bs-Latn-BA"/>
-        </w:rPr>
-        <w:t xml:space="preserve">                </w:t>
-      </w:r>
-      <w:r>
-        <w:rPr>
-          <w:lang w:val="sr-Cyrl-BA"/>
-        </w:rPr>
-        <w:t xml:space="preserve">  </w:t>
-      </w:r>
-      <w:r>
-        <w:rPr>
-          <w:lang w:val="bs-Latn-BA"/>
-        </w:rPr>
-        <w:t>{</w:t>
-      </w:r>
-      <w:r>
-        <w:rPr>
-          <w:lang w:val="bs-Latn-BA"/>
-        </w:rPr>
-        <w:t>{</w:t>
-      </w:r>
-      <w:r>
-        <w:rPr>
-          <w:lang w:val="bs-Latn-BA"/>
-        </w:rPr>
-        <w:t>MJESTO</w:t>
-      </w:r>
-      <w:r>
-        <w:rPr>
-          <w:lang w:val="bs-Latn-BA"/>
-        </w:rPr>
-        <w:t>}</w:t>
-      </w:r>
-      <w:r>
-        <w:rPr>
-          <w:lang w:val="bs-Latn-BA"/>
-        </w:rPr>
-        <w:t>}</w:t>
-      </w:r>
-      <w:r>
-        <w:rPr>
-          <w:lang w:val="sr-Cyrl-BA"/>
-        </w:rPr>
-        <w:t xml:space="preserve"> </w:t>
-      </w:r>
-      <w:r>
-        <w:rPr>
-          <w:lang w:val="bs-Latn-BA"/>
-        </w:rPr>
-        <w:t xml:space="preserve"> </w:t>
-      </w:r>
-      <w:r>
-        <w:rPr>
-          <w:lang w:val="sr-Cyrl-BA"/>
-        </w:rPr>
-        <w:t xml:space="preserve">   </w:t>
-      </w:r>
-      <w:r>
-        <w:rPr>
-          <w:lang w:val="bs-Latn-BA"/>
-        </w:rPr>
-        <w:t xml:space="preserve">      </w:t>
-      </w:r>
-      <w:r>
-        <w:rPr>
-          <w:lang w:val="sr-Cyrl-BA"/>
-        </w:rPr>
-        <w:t xml:space="preserve">   </w:t>
-      </w:r>
-      <w:r>
-        <w:rPr>
-          <w:lang w:val="bs-Latn-BA"/>
-        </w:rPr>
-        <w:t xml:space="preserve">           </w:t>
-      </w:r>
-      <w:r>
-        <w:rPr>
-          <w:lang w:val="sr-Cyrl-BA"/>
-        </w:rPr>
-        <w:t xml:space="preserve">  </w:t>
-      </w:r>
-      <w:r>
-        <w:rPr>
-          <w:lang w:val="bs-Latn-BA"/>
-        </w:rPr>
-        <w:t>{{</w:t>
-      </w:r>
-      <w:r>
-        <w:rPr>
-          <w:lang w:val="bs-Latn-BA"/>
-        </w:rPr>
-        <w:t>OPSTINA}</w:t>
-      </w:r>
-      <w:r>
-        <w:rPr>
-          <w:lang w:val="bs-Latn-BA"/>
-        </w:rPr>
-        <w:t>}</w:t>
-      </w:r>
-      <w:r>
-        <w:rPr>
-          <w:lang w:val="sr-Cyrl-BA"/>
-        </w:rPr>
-        <w:t xml:space="preserve">      </w:t>
-      </w:r>
-    </w:p>
-    <w:p>
-      <w:pPr>
-        <w:spacing w:after="0"/>
-        <w:jc w:val="both"/>
-        <w:rPr>
-          <w:lang w:val="sr-Cyrl-BA"/>
-        </w:rPr>
-      </w:pPr>
-      <w:r>
-        <w:rPr>
-          <w:lang w:val="sr-Cyrl-BA"/>
-        </w:rPr>
-        <w:t xml:space="preserve">                   </w:t>
-      </w:r>
-      <w:r>
-        <w:rPr>
-          <w:lang w:val="sr-Cyrl-BA"/>
-        </w:rPr>
-        <w:t>рођен-а ________</w:t>
-      </w:r>
-      <w:r>
-        <w:rPr>
-          <w:lang w:val="sr-Cyrl-BA"/>
-        </w:rPr>
-        <w:t>_______      у  ______________</w:t>
-      </w:r>
-      <w:r>
-        <w:rPr>
-          <w:lang w:val="sr-Cyrl-BA"/>
-        </w:rPr>
-        <w:t xml:space="preserve">    </w:t>
-      </w:r>
-      <w:r>
-        <w:rPr>
-          <w:lang w:val="sr-Cyrl-BA"/>
-        </w:rPr>
-        <w:t>општина  _____________</w:t>
-      </w:r>
-    </w:p>
-    <w:p>
-      <w:pPr>
-        <w:spacing w:after="0"/>
-        <w:jc w:val="both"/>
-        <w:rPr>
-          <w:lang w:val="sr-Cyrl-BA"/>
-        </w:rPr>
-      </w:pPr>
-    </w:p>
-    <w:p>
-      <w:pPr>
-        <w:spacing w:after="0"/>
-        <w:jc w:val="both"/>
-        <w:rPr>
-          <w:lang w:val="sr-Cyrl-BA"/>
-        </w:rPr>
-      </w:pPr>
-      <w:r>
-        <w:rPr>
-          <w:lang w:val="sr-Cyrl-BA"/>
-        </w:rPr>
-        <w:t xml:space="preserve">                   држављанство БиХ, РС</w:t>
-      </w:r>
-      <w:r>
-        <w:rPr>
-          <w:lang w:val="sr-Cyrl-BA"/>
-        </w:rPr>
-        <w:t xml:space="preserve"> уписан-а је</w:t>
-      </w:r>
-      <w:r>
-        <w:rPr>
-          <w:lang w:val="sr-Cyrl-BA"/>
-        </w:rPr>
-        <w:t xml:space="preserve"> као редован ученик-ца у </w:t>
-      </w:r>
-      <w:r>
-        <w:rPr>
-          <w:lang w:val="sr-Cyrl-BA"/>
-        </w:rPr>
-        <w:t>ш</w:t>
-      </w:r>
-      <w:r>
-        <w:rPr>
-          <w:lang w:val="sr-Cyrl-BA"/>
-        </w:rPr>
-        <w:t xml:space="preserve">колској </w:t>
-      </w:r>
-    </w:p>
-    <w:p>
-      <w:pPr>
-        <w:spacing w:after="0"/>
-        <w:jc w:val="both"/>
-        <w:rPr>
-          <w:lang w:val="bs-Latn-BA"/>
-        </w:rPr>
-      </w:pPr>
-      <w:r>
-        <w:rPr>
-          <w:lang w:val="sr-Cyrl-BA"/>
-        </w:rPr>
-        <w:t xml:space="preserve">                   2025/2026</w:t>
-      </w:r>
-      <w:r>
-        <w:rPr>
-          <w:lang w:val="sr-Cyrl-BA"/>
-        </w:rPr>
-        <w:t>.</w:t>
-      </w:r>
-      <w:r>
-        <w:rPr>
-          <w:lang w:val="sr-Cyrl-BA"/>
-        </w:rPr>
-        <w:t xml:space="preserve"> г</w:t>
-      </w:r>
-      <w:r>
-        <w:rPr>
-          <w:lang w:val="sr-Cyrl-BA"/>
-        </w:rPr>
-        <w:t>одини</w:t>
-      </w:r>
-      <w:r>
-        <w:rPr>
-          <w:lang w:val="sr-Cyrl-BA"/>
-        </w:rPr>
-        <w:t xml:space="preserve"> у </w:t>
-      </w:r>
-      <w:r>
-        <w:rPr>
-          <w:u w:val="single"/>
-          <w:lang w:val="bs-Latn-BA"/>
-        </w:rPr>
-        <w:t>{{RAZRED}}</w:t>
-      </w:r>
-      <w:r>
-        <w:rPr>
-          <w:lang w:val="sr-Cyrl-BA"/>
-        </w:rPr>
-        <w:t xml:space="preserve"> разред</w:t>
-      </w:r>
-      <w:r>
-        <w:rPr>
-          <w:lang w:val="bs-Latn-BA"/>
-        </w:rPr>
-        <w:t>.</w:t>
-      </w:r>
-    </w:p>
-    <w:p>
-      <w:pPr>
-        <w:spacing w:after="0"/>
-        <w:jc w:val="both"/>
-        <w:rPr>
-          <w:lang w:val="sr-Cyrl-BA"/>
-        </w:rPr>
-      </w:pPr>
-    </w:p>
-    <w:p>
-      <w:pPr>
-        <w:spacing w:after="0"/>
-        <w:jc w:val="both"/>
-        <w:rPr>
-          <w:lang w:val="bs-Latn-BA"/>
-        </w:rPr>
-      </w:pPr>
-      <w:r>
-        <w:rPr>
-          <w:lang w:val="sr-Cyrl-BA"/>
-        </w:rPr>
-        <w:t xml:space="preserve">                   Струка: </w:t>
-      </w:r>
-      <w:r>
-        <w:rPr>
-          <w:lang w:val="bs-Latn-BA"/>
-        </w:rPr>
-        <w:t>{{STRUKA}}</w:t>
-      </w:r>
-      <w:r>
-        <w:rPr>
-          <w:lang w:val="bs-Latn-BA"/>
-        </w:rPr>
-        <w:t>.</w:t>
-      </w:r>
-    </w:p>
-    <w:p>
-      <w:pPr>
-        <w:spacing w:after="0"/>
-        <w:jc w:val="both"/>
-        <w:rPr>
-          <w:lang w:val="bs-Latn-BA"/>
-        </w:rPr>
-      </w:pPr>
-      <w:r>
-        <w:rPr>
-          <w:lang w:val="sr-Cyrl-BA"/>
-        </w:rPr>
-        <w:t xml:space="preserve">                   </w:t>
-      </w:r>
-      <w:r>
-        <w:rPr>
-          <w:lang w:val="sr-Cyrl-BA"/>
-        </w:rPr>
-        <w:t>(навести назив смје</w:t>
-      </w:r>
-      <w:r>
-        <w:rPr>
-          <w:lang w:val="sr-Cyrl-BA"/>
-        </w:rPr>
-        <w:t>ра гимназије, струке и занимања)</w:t>
-      </w:r>
-    </w:p>
-    <w:p>
-      <w:pPr>
-        <w:spacing w:after="0"/>
-        <w:jc w:val="both"/>
-        <w:rPr>
-          <w:lang w:val="sr-Cyrl-BA"/>
-        </w:rPr>
-      </w:pPr>
-    </w:p>
-    <w:p>
-      <w:pPr>
-        <w:spacing w:after="0"/>
-        <w:jc w:val="both"/>
-        <w:rPr>
-          <w:lang w:val="bs-Latn-BA"/>
-        </w:rPr>
-      </w:pPr>
-      <w:r>
-        <w:rPr>
-          <w:lang w:val="sr-Cyrl-BA"/>
-        </w:rPr>
-        <w:t xml:space="preserve">                   </w:t>
-      </w:r>
-      <w:r>
-        <w:rPr>
-          <w:lang w:val="sr-Cyrl-BA"/>
-        </w:rPr>
-        <w:t>Увје</w:t>
-      </w:r>
-      <w:r>
-        <w:rPr>
-          <w:lang w:val="sr-Cyrl-BA"/>
-        </w:rPr>
-        <w:t xml:space="preserve">рење се издаје ради регулисања: </w:t>
-      </w:r>
-      <w:r>
-        <w:rPr>
-          <w:lang w:val="bs-Latn-BA"/>
-        </w:rPr>
-        <w:t>{{</w:t>
-      </w:r>
-      <w:r>
-        <w:rPr>
-          <w:lang w:val="bs-Latn-BA"/>
-        </w:rPr>
-        <w:t>RAZLOG</w:t>
-      </w:r>
-      <w:r>
-        <w:rPr>
-          <w:lang w:val="bs-Latn-BA"/>
-        </w:rPr>
-        <w:t>}}</w:t>
-      </w:r>
-      <w:r>
-        <w:rPr>
-          <w:lang w:val="sr-Cyrl-BA"/>
-        </w:rPr>
-        <w:t xml:space="preserve">, </w:t>
-      </w:r>
-    </w:p>
-    <w:p>
-      <w:pPr>
-        <w:spacing w:after="0"/>
-        <w:jc w:val="both"/>
-        <w:rPr>
-          <w:lang w:val="sr-Cyrl-BA"/>
-        </w:rPr>
-      </w:pPr>
-      <w:r>
-        <w:rPr>
-          <w:lang w:val="bs-Latn-BA"/>
-        </w:rPr>
-        <w:t xml:space="preserve">                   </w:t>
-      </w:r>
-      <w:r>
-        <w:rPr>
-          <w:lang w:val="sr-Cyrl-BA"/>
-        </w:rPr>
-        <w:t xml:space="preserve">те се у друге сврхе не може користити.   </w:t>
-      </w:r>
-    </w:p>
-    <w:p>
-      <w:pPr>
-        <w:spacing w:after="0"/>
-        <w:jc w:val="both"/>
-        <w:rPr>
-          <w:lang w:val="bs-Latn-BA"/>
-        </w:rPr>
-      </w:pPr>
-      <w:r>
-        <w:rPr>
-          <w:lang w:val="sr-Cyrl-BA"/>
-        </w:rPr>
-        <w:t xml:space="preserve">                   </w:t>
-      </w:r>
-      <w:r>
-        <w:rPr>
-          <w:lang w:val="sr-Cyrl-BA"/>
-        </w:rPr>
-        <w:t>(навести разлог због чега се издаје увјерење)</w:t>
-      </w:r>
-    </w:p>
-    <w:p>
-      <w:pPr>
-        <w:spacing w:after="0"/>
-        <w:jc w:val="both"/>
-        <w:rPr>
-          <w:lang w:val="bs-Latn-BA"/>
-        </w:rPr>
-      </w:pPr>
-    </w:p>
-    <w:p>
-      <w:pPr>
-        <w:spacing w:after="0"/>
-        <w:jc w:val="both"/>
-        <w:rPr>
-          <w:lang w:val="bs-Latn-BA"/>
-        </w:rPr>
-      </w:pPr>
-    </w:p>
-    <w:p>
-      <w:pPr>
-        <w:spacing w:after="0"/>
-        <w:jc w:val="both"/>
-        <w:rPr>
-          <w:lang w:val="bs-Latn-BA"/>
-        </w:rPr>
-      </w:pPr>
-    </w:p>
-    <w:p>
-      <w:pPr>
-        <w:spacing w:after="0"/>
-        <w:jc w:val="both"/>
-        <w:rPr>
-          <w:lang w:val="sr-Cyrl-BA"/>
-        </w:rPr>
-      </w:pPr>
-      <w:r>
-        <w:rPr>
-          <w:lang w:val="sr-Cyrl-BA"/>
-        </w:rPr>
-        <w:t xml:space="preserve">                  </w:t>
-      </w:r>
-    </w:p>
-    <w:p>
-      <w:pPr>
-        <w:spacing w:after="0"/>
+        <w:t>___</w:t>
+      </w:r>
+      <w:r>
+        <w:rPr>
+          <w:lang w:val="sr-Cyrl-BA"/>
+        </w:rPr>
+        <w:t>_</w:t>
+      </w:r>
+      <w:r>
         <w:rPr>
           <w:lang w:val="en-GB"/>
         </w:rPr>
-      </w:pPr>
-      <w:r>
-        <w:rPr>
-          <w:lang w:val="sr-Cyrl-BA"/>
-        </w:rPr>
-        <w:t xml:space="preserve">     </w:t>
-      </w:r>
-      <w:r>
-        <w:rPr>
-          <w:lang w:val="sr-Cyrl-BA"/>
-        </w:rPr>
-        <w:tab/>
-        <w:t xml:space="preserve">  </w:t>
-      </w:r>
-      <w:r>
-        <w:rPr>
-          <w:lang w:val="bs-Latn-BA"/>
-        </w:rPr>
-        <w:t xml:space="preserve">  </w:t>
-      </w:r>
-      <w:r>
-        <w:rPr>
-          <w:lang w:val="bs-Latn-BA"/>
-        </w:rPr>
-        <w:t xml:space="preserve">   </w:t>
-      </w:r>
-      <w:r>
-        <w:rPr>
-          <w:lang w:val="bs-Latn-BA"/>
-        </w:rPr>
-        <w:t xml:space="preserve">    </w:t>
-      </w:r>
-      <w:r>
-        <w:rPr>
-          <w:lang w:val="sr-Cyrl-BA"/>
-        </w:rPr>
-        <w:t>РАЗРЕДНИ СТАРИЈЕШИНА</w:t>
-      </w:r>
-      <w:r>
-        <w:rPr>
-          <w:lang w:val="sr-Cyrl-BA"/>
-        </w:rPr>
-        <w:t xml:space="preserve">                     </w:t>
-      </w:r>
-      <w:r>
-        <w:rPr>
-          <w:lang w:val="bs-Latn-BA"/>
-        </w:rPr>
-        <w:t xml:space="preserve">                 </w:t>
-      </w:r>
-      <w:r>
-        <w:rPr>
-          <w:lang w:val="sr-Cyrl-BA"/>
-        </w:rPr>
-        <w:t xml:space="preserve">                          Секретар,</w:t>
-      </w:r>
-    </w:p>
-    <w:p>
-      <w:pPr>
-        <w:spacing w:after="0"/>
-        <w:jc w:val="center"/>
-        <w:rPr>
-          <w:lang w:val="sr-Cyrl-BA"/>
-        </w:rPr>
-      </w:pPr>
-      <w:r>
-        <w:rPr>
-          <w:lang w:val="sr-Cyrl-BA"/>
-        </w:rPr>
-        <w:t>М.П.</w:t>
-      </w:r>
-    </w:p>
-    <w:p>
-      <w:pPr>
-        <w:spacing w:after="0"/>
-        <w:rPr>
-          <w:lang w:val="sr-Cyrl-BA"/>
-        </w:rPr>
-      </w:pPr>
-      <w:r>
-        <w:rPr>
-          <w:lang w:val="sr-Cyrl-BA"/>
-        </w:rPr>
-        <w:t xml:space="preserve"> </w:t>
-      </w:r>
-      <w:r>
-        <w:rPr>
-          <w:lang w:val="bs-Latn-BA"/>
-        </w:rPr>
-        <w:t xml:space="preserve">                  </w:t>
-      </w:r>
-      <w:r>
-        <w:rPr>
-          <w:lang w:val="sr-Cyrl-BA"/>
-        </w:rPr>
-        <w:t xml:space="preserve"> </w:t>
-      </w:r>
-      <w:r>
-        <w:rPr>
-          <w:lang w:val="sr-Cyrl-BA"/>
-        </w:rPr>
-        <w:t>___________________________</w:t>
-      </w:r>
-      <w:r>
-        <w:rPr>
-          <w:lang w:val="bs-Latn-BA"/>
-        </w:rPr>
-        <w:t xml:space="preserve">                                       </w:t>
-      </w:r>
-      <w:r>
-        <w:rPr>
-          <w:lang w:val="sr-Cyrl-BA"/>
-        </w:rPr>
-        <w:t>___________________________</w:t>
+        <w:t>____</w:t>
+      </w:r>
+      <w:r>
+        <w:rPr>
+          <w:lang w:val="sr-Cyrl-BA"/>
+        </w:rPr>
+        <w:t>__________________</w:t>
       </w:r>
     </w:p>
     <w:p>
@@ -858,7 +918,7 @@
         <w:rPr>
           <w:lang w:val="sr-Cyrl-BA"/>
         </w:rPr>
-        <w:t xml:space="preserve">               Драгана Стојановић</w:t>
+        <w:t xml:space="preserve"> Драгана Стојановић</w:t>
       </w:r>
       <w:r>
         <w:rPr>

--- a/project/docs/template.docx
+++ b/project/docs/template.docx
@@ -119,7 +119,7 @@
         <w:rPr>
           <w:lang w:val="bs-Latn-BA"/>
         </w:rPr>
-        <w:t xml:space="preserve">                                                                       </w:t>
+        <w:t xml:space="preserve">                                                           </w:t>
       </w:r>
       <w:r>
         <w:rPr>
@@ -197,7 +197,7 @@
         <w:rPr>
           <w:lang w:val="sr-Cyrl-BA"/>
         </w:rPr>
-        <w:t xml:space="preserve">                 (име и презиме ученика-це)                        </w:t>
+        <w:t xml:space="preserve">                 (име и презиме ученика-це)                             </w:t>
       </w:r>
       <w:r>
         <w:rPr>
@@ -209,22 +209,716 @@
         <w:rPr>
           <w:lang w:val="sr-Cyrl-BA"/>
         </w:rPr>
+        <w:t>(име  родитеља)</w:t>
+      </w:r>
+    </w:p>
+    <w:p>
+      <w:pPr>
+        <w:spacing w:after="0"/>
+        <w:jc w:val="both"/>
+        <w:rPr>
+          <w:lang w:val="en-GB"/>
+        </w:rPr>
+      </w:pPr>
+    </w:p>
+    <w:p>
+      <w:pPr>
+        <w:spacing w:after="0"/>
+        <w:jc w:val="both"/>
+        <w:rPr>
+          <w:lang w:val="en-GB"/>
+        </w:rPr>
+      </w:pPr>
+      <w:r>
+        <w:rPr>
+          <w:lang w:val="sr-Cyrl-BA"/>
+        </w:rPr>
+        <w:t xml:space="preserve">                              </w:t>
+      </w:r>
+      <w:r>
+        <w:rPr>
+          <w:lang w:val="bs-Latn-BA"/>
+        </w:rPr>
+        <w:t xml:space="preserve">  </w:t>
+      </w:r>
+      <w:r>
+        <w:rPr>
+          <w:lang w:val="bs-Latn-BA"/>
+        </w:rPr>
+        <w:t>{{DATUM_RODJENJA}}</w:t>
+      </w:r>
+      <w:r>
+        <w:rPr>
+          <w:lang w:val="bs-Latn-BA"/>
+        </w:rPr>
+        <w:t xml:space="preserve">      </w:t>
+      </w:r>
+      <w:r>
+        <w:rPr>
+          <w:lang w:val="bs-Latn-BA"/>
+        </w:rPr>
+        <w:t xml:space="preserve">   </w:t>
+      </w:r>
+      <w:r>
+        <w:rPr>
+          <w:lang w:val="bs-Latn-BA"/>
+        </w:rPr>
+        <w:t xml:space="preserve">      </w:t>
+      </w:r>
+      <w:r>
+        <w:rPr>
+          <w:lang w:val="sr-Cyrl-BA"/>
+        </w:rPr>
+        <w:t xml:space="preserve">  </w:t>
+      </w:r>
+      <w:r>
+        <w:rPr>
+          <w:lang w:val="bs-Latn-BA"/>
+        </w:rPr>
+        <w:t>{</w:t>
+      </w:r>
+      <w:r>
+        <w:rPr>
+          <w:lang w:val="bs-Latn-BA"/>
+        </w:rPr>
+        <w:t>{</w:t>
+      </w:r>
+      <w:r>
+        <w:rPr>
+          <w:lang w:val="bs-Latn-BA"/>
+        </w:rPr>
+        <w:t>MJESTO</w:t>
+      </w:r>
+      <w:r>
+        <w:rPr>
+          <w:lang w:val="bs-Latn-BA"/>
+        </w:rPr>
+        <w:t>}</w:t>
+      </w:r>
+      <w:r>
+        <w:rPr>
+          <w:lang w:val="bs-Latn-BA"/>
+        </w:rPr>
+        <w:t>}</w:t>
+      </w:r>
+      <w:r>
+        <w:rPr>
+          <w:lang w:val="sr-Cyrl-BA"/>
+        </w:rPr>
+        <w:t xml:space="preserve"> </w:t>
+      </w:r>
+      <w:r>
+        <w:rPr>
+          <w:lang w:val="bs-Latn-BA"/>
+        </w:rPr>
+        <w:t xml:space="preserve"> </w:t>
+      </w:r>
+      <w:r>
+        <w:rPr>
+          <w:lang w:val="sr-Cyrl-BA"/>
+        </w:rPr>
+        <w:t xml:space="preserve">   </w:t>
+      </w:r>
+      <w:r>
+        <w:rPr>
+          <w:lang w:val="bs-Latn-BA"/>
+        </w:rPr>
+        <w:t xml:space="preserve">      </w:t>
+      </w:r>
+      <w:r>
+        <w:rPr>
+          <w:lang w:val="sr-Cyrl-BA"/>
+        </w:rPr>
+        <w:t xml:space="preserve"> </w:t>
+      </w:r>
+      <w:r>
+        <w:rPr>
+          <w:lang w:val="en-GB"/>
+        </w:rPr>
+        <w:t xml:space="preserve">     </w:t>
+      </w:r>
+      <w:r>
+        <w:rPr>
+          <w:lang w:val="sr-Cyrl-BA"/>
+        </w:rPr>
+        <w:t xml:space="preserve">  </w:t>
+      </w:r>
+      <w:r>
+        <w:rPr>
+          <w:lang w:val="bs-Latn-BA"/>
+        </w:rPr>
+        <w:t xml:space="preserve">           </w:t>
+      </w:r>
+      <w:r>
+        <w:rPr>
+          <w:lang w:val="sr-Cyrl-BA"/>
+        </w:rPr>
+        <w:t xml:space="preserve">  </w:t>
+      </w:r>
+      <w:r>
+        <w:rPr>
+          <w:lang w:val="bs-Latn-BA"/>
+        </w:rPr>
+        <w:t>{{</w:t>
+      </w:r>
+      <w:r>
+        <w:rPr>
+          <w:lang w:val="bs-Latn-BA"/>
+        </w:rPr>
+        <w:t>OPSTINA}</w:t>
+      </w:r>
+      <w:r>
+        <w:rPr>
+          <w:lang w:val="bs-Latn-BA"/>
+        </w:rPr>
+        <w:t>}</w:t>
+      </w:r>
+      <w:r>
+        <w:rPr>
+          <w:lang w:val="sr-Cyrl-BA"/>
+        </w:rPr>
+        <w:t xml:space="preserve">      </w:t>
+      </w:r>
+    </w:p>
+    <w:p>
+      <w:pPr>
+        <w:spacing w:after="0"/>
+        <w:jc w:val="both"/>
+        <w:rPr>
+          <w:lang w:val="sr-Cyrl-BA"/>
+        </w:rPr>
+      </w:pPr>
+      <w:r>
+        <w:rPr>
+          <w:lang w:val="sr-Cyrl-BA"/>
+        </w:rPr>
+        <w:t xml:space="preserve">                 </w:t>
+      </w:r>
+      <w:r>
+        <w:rPr>
+          <w:lang w:val="sr-Cyrl-BA"/>
+        </w:rPr>
+        <w:t>рођен-а ________</w:t>
+      </w:r>
+      <w:r>
+        <w:rPr>
+          <w:lang w:val="sr-Cyrl-BA"/>
+        </w:rPr>
+        <w:t>_______      у  ______________</w:t>
+      </w:r>
+      <w:r>
+        <w:rPr>
+          <w:lang w:val="sr-Cyrl-BA"/>
+        </w:rPr>
         <w:t xml:space="preserve">    </w:t>
       </w:r>
       <w:r>
         <w:rPr>
+          <w:lang w:val="sr-Cyrl-BA"/>
+        </w:rPr>
+        <w:t>општина  _____________</w:t>
+      </w:r>
+    </w:p>
+    <w:p>
+      <w:pPr>
+        <w:spacing w:after="0"/>
+        <w:jc w:val="both"/>
+        <w:rPr>
+          <w:lang w:val="sr-Cyrl-BA"/>
+        </w:rPr>
+      </w:pPr>
+    </w:p>
+    <w:p>
+      <w:pPr>
+        <w:spacing w:after="0"/>
+        <w:jc w:val="both"/>
+        <w:rPr>
+          <w:lang w:val="sr-Cyrl-BA"/>
+        </w:rPr>
+      </w:pPr>
+      <w:r>
+        <w:rPr>
+          <w:lang w:val="sr-Cyrl-BA"/>
+        </w:rPr>
+        <w:t xml:space="preserve">                 држављанство БиХ, РС</w:t>
+      </w:r>
+      <w:r>
+        <w:rPr>
+          <w:lang w:val="sr-Cyrl-BA"/>
+        </w:rPr>
+        <w:t xml:space="preserve"> уписан-а је</w:t>
+      </w:r>
+      <w:r>
+        <w:rPr>
+          <w:lang w:val="sr-Cyrl-BA"/>
+        </w:rPr>
+        <w:t xml:space="preserve"> као редован ученик-ца у </w:t>
+      </w:r>
+      <w:r>
+        <w:rPr>
+          <w:lang w:val="sr-Cyrl-BA"/>
+        </w:rPr>
+        <w:t>ш</w:t>
+      </w:r>
+      <w:r>
+        <w:rPr>
+          <w:lang w:val="sr-Cyrl-BA"/>
+        </w:rPr>
+        <w:t xml:space="preserve">колској </w:t>
+      </w:r>
+    </w:p>
+    <w:p>
+      <w:pPr>
+        <w:spacing w:after="0"/>
+        <w:jc w:val="both"/>
+        <w:rPr>
+          <w:lang w:val="bs-Latn-BA"/>
+        </w:rPr>
+      </w:pPr>
+      <w:r>
+        <w:rPr>
+          <w:lang w:val="sr-Cyrl-BA"/>
+        </w:rPr>
+        <w:t xml:space="preserve">                 2025/2026</w:t>
+      </w:r>
+      <w:r>
+        <w:rPr>
+          <w:lang w:val="sr-Cyrl-BA"/>
+        </w:rPr>
+        <w:t>.</w:t>
+      </w:r>
+      <w:r>
+        <w:rPr>
+          <w:lang w:val="sr-Cyrl-BA"/>
+        </w:rPr>
+        <w:t xml:space="preserve"> г</w:t>
+      </w:r>
+      <w:r>
+        <w:rPr>
+          <w:lang w:val="sr-Cyrl-BA"/>
+        </w:rPr>
+        <w:t>одини</w:t>
+      </w:r>
+      <w:r>
+        <w:rPr>
+          <w:lang w:val="sr-Cyrl-BA"/>
+        </w:rPr>
+        <w:t xml:space="preserve"> у </w:t>
+      </w:r>
+      <w:r>
+        <w:rPr>
+          <w:u w:val="single"/>
+          <w:lang w:val="bs-Latn-BA"/>
+        </w:rPr>
+        <w:t>{{RAZRED}}</w:t>
+      </w:r>
+      <w:r>
+        <w:rPr>
+          <w:lang w:val="sr-Cyrl-BA"/>
+        </w:rPr>
+        <w:t xml:space="preserve"> разред</w:t>
+      </w:r>
+      <w:r>
+        <w:rPr>
+          <w:lang w:val="bs-Latn-BA"/>
+        </w:rPr>
+        <w:t>.</w:t>
+      </w:r>
+    </w:p>
+    <w:p>
+      <w:pPr>
+        <w:spacing w:after="0"/>
+        <w:jc w:val="both"/>
+        <w:rPr>
+          <w:lang w:val="sr-Cyrl-BA"/>
+        </w:rPr>
+      </w:pPr>
+    </w:p>
+    <w:p>
+      <w:pPr>
+        <w:spacing w:after="0"/>
+        <w:jc w:val="both"/>
+        <w:rPr>
+          <w:lang w:val="bs-Latn-BA"/>
+        </w:rPr>
+      </w:pPr>
+      <w:r>
+        <w:rPr>
+          <w:lang w:val="sr-Cyrl-BA"/>
+        </w:rPr>
+        <w:t xml:space="preserve">                 Струка: </w:t>
+      </w:r>
+      <w:r>
+        <w:rPr>
+          <w:lang w:val="bs-Latn-BA"/>
+        </w:rPr>
+        <w:t>{{STRUKA}}</w:t>
+      </w:r>
+      <w:r>
+        <w:rPr>
+          <w:lang w:val="bs-Latn-BA"/>
+        </w:rPr>
+        <w:t>.</w:t>
+      </w:r>
+    </w:p>
+    <w:p>
+      <w:pPr>
+        <w:spacing w:after="0"/>
+        <w:jc w:val="both"/>
+        <w:rPr>
+          <w:lang w:val="bs-Latn-BA"/>
+        </w:rPr>
+      </w:pPr>
+      <w:r>
+        <w:rPr>
+          <w:lang w:val="sr-Cyrl-BA"/>
+        </w:rPr>
+        <w:t xml:space="preserve">                 </w:t>
+      </w:r>
+      <w:r>
+        <w:rPr>
+          <w:lang w:val="sr-Cyrl-BA"/>
+        </w:rPr>
+        <w:t>(навести назив смје</w:t>
+      </w:r>
+      <w:r>
+        <w:rPr>
+          <w:lang w:val="sr-Cyrl-BA"/>
+        </w:rPr>
+        <w:t>ра гимназије, струке и занимања)</w:t>
+      </w:r>
+    </w:p>
+    <w:p>
+      <w:pPr>
+        <w:spacing w:after="0"/>
+        <w:jc w:val="both"/>
+        <w:rPr>
+          <w:lang w:val="sr-Cyrl-BA"/>
+        </w:rPr>
+      </w:pPr>
+    </w:p>
+    <w:p>
+      <w:pPr>
+        <w:spacing w:after="0"/>
+        <w:jc w:val="both"/>
+        <w:rPr>
+          <w:lang w:val="bs-Latn-BA"/>
+        </w:rPr>
+      </w:pPr>
+      <w:r>
+        <w:rPr>
+          <w:lang w:val="sr-Cyrl-BA"/>
+        </w:rPr>
+        <w:t xml:space="preserve">                 </w:t>
+      </w:r>
+      <w:r>
+        <w:rPr>
+          <w:lang w:val="sr-Cyrl-BA"/>
+        </w:rPr>
+        <w:t>Увје</w:t>
+      </w:r>
+      <w:r>
+        <w:rPr>
+          <w:lang w:val="sr-Cyrl-BA"/>
+        </w:rPr>
+        <w:t xml:space="preserve">рење се издаје ради регулисања: </w:t>
+      </w:r>
+      <w:r>
+        <w:rPr>
+          <w:u w:val="single"/>
+          <w:lang w:val="bs-Latn-BA"/>
+        </w:rPr>
+        <w:t>{{</w:t>
+      </w:r>
+      <w:r>
+        <w:rPr>
+          <w:u w:val="single"/>
+          <w:lang w:val="bs-Latn-BA"/>
+        </w:rPr>
+        <w:t>RAZLOG</w:t>
+      </w:r>
+      <w:r>
+        <w:rPr>
+          <w:u w:val="single"/>
+          <w:lang w:val="bs-Latn-BA"/>
+        </w:rPr>
+        <w:t>}}</w:t>
+      </w:r>
+      <w:r>
+        <w:rPr>
+          <w:lang w:val="sr-Cyrl-BA"/>
+        </w:rPr>
+        <w:t xml:space="preserve">, </w:t>
+      </w:r>
+    </w:p>
+    <w:p>
+      <w:pPr>
+        <w:spacing w:after="0"/>
+        <w:jc w:val="both"/>
+        <w:rPr>
+          <w:lang w:val="sr-Cyrl-BA"/>
+        </w:rPr>
+      </w:pPr>
+      <w:r>
+        <w:rPr>
+          <w:lang w:val="bs-Latn-BA"/>
+        </w:rPr>
+        <w:t xml:space="preserve">                 </w:t>
+      </w:r>
+      <w:r>
+        <w:rPr>
+          <w:lang w:val="sr-Cyrl-BA"/>
+        </w:rPr>
+        <w:t xml:space="preserve">те се у друге сврхе не може користити.   </w:t>
+      </w:r>
+    </w:p>
+    <w:p>
+      <w:pPr>
+        <w:spacing w:after="0"/>
+        <w:jc w:val="both"/>
+        <w:rPr>
+          <w:lang w:val="bs-Latn-BA"/>
+        </w:rPr>
+      </w:pPr>
+      <w:r>
+        <w:rPr>
+          <w:lang w:val="sr-Cyrl-BA"/>
+        </w:rPr>
+        <w:t xml:space="preserve">                 </w:t>
+      </w:r>
+      <w:r>
+        <w:rPr>
+          <w:lang w:val="sr-Cyrl-BA"/>
+        </w:rPr>
+        <w:t>(навести разлог због чега се издаје увјерење)</w:t>
+      </w:r>
+    </w:p>
+    <w:p>
+      <w:pPr>
+        <w:spacing w:after="0"/>
+        <w:jc w:val="both"/>
+        <w:rPr>
+          <w:lang w:val="bs-Latn-BA"/>
+        </w:rPr>
+      </w:pPr>
+    </w:p>
+    <w:p>
+      <w:pPr>
+        <w:spacing w:after="0"/>
+        <w:jc w:val="both"/>
+        <w:rPr>
+          <w:lang w:val="bs-Latn-BA"/>
+        </w:rPr>
+      </w:pPr>
+    </w:p>
+    <w:p>
+      <w:pPr>
+        <w:spacing w:after="0"/>
+        <w:jc w:val="both"/>
+        <w:rPr>
+          <w:lang w:val="bs-Latn-BA"/>
+        </w:rPr>
+      </w:pPr>
+    </w:p>
+    <w:p>
+      <w:pPr>
+        <w:spacing w:after="0"/>
+        <w:jc w:val="both"/>
+        <w:rPr>
+          <w:lang w:val="sr-Cyrl-BA"/>
+        </w:rPr>
+      </w:pPr>
+      <w:r>
+        <w:rPr>
+          <w:lang w:val="sr-Cyrl-BA"/>
+        </w:rPr>
+        <w:t xml:space="preserve">                  </w:t>
+      </w:r>
+    </w:p>
+    <w:p>
+      <w:pPr>
+        <w:spacing w:after="0"/>
+        <w:rPr>
           <w:lang w:val="en-GB"/>
         </w:rPr>
-        <w:t xml:space="preserve">      </w:t>
-      </w:r>
-      <w:r>
-        <w:rPr>
-          <w:lang w:val="sr-Cyrl-BA"/>
+      </w:pPr>
+      <w:r>
+        <w:rPr>
+          <w:lang w:val="sr-Cyrl-BA"/>
+        </w:rPr>
+        <w:t xml:space="preserve">     </w:t>
+      </w:r>
+      <w:r>
+        <w:rPr>
+          <w:lang w:val="sr-Cyrl-BA"/>
+        </w:rPr>
+        <w:tab/>
+      </w:r>
+      <w:r>
+        <w:rPr>
+          <w:lang w:val="bs-Latn-BA"/>
+        </w:rPr>
+        <w:t xml:space="preserve"> </w:t>
+      </w:r>
+      <w:r>
+        <w:rPr>
+          <w:lang w:val="bs-Latn-BA"/>
+        </w:rPr>
+        <w:t xml:space="preserve">  </w:t>
+      </w:r>
+      <w:r>
+        <w:rPr>
+          <w:lang w:val="bs-Latn-BA"/>
+        </w:rPr>
+        <w:t xml:space="preserve"> </w:t>
+      </w:r>
+      <w:r>
+        <w:rPr>
+          <w:lang w:val="sr-Cyrl-BA"/>
+        </w:rPr>
+        <w:t>РАЗРЕДНИ СТАРИЈЕШИНА</w:t>
+      </w:r>
+      <w:r>
+        <w:rPr>
+          <w:lang w:val="sr-Cyrl-BA"/>
+        </w:rPr>
+        <w:t xml:space="preserve">                     </w:t>
+      </w:r>
+      <w:r>
+        <w:rPr>
+          <w:lang w:val="bs-Latn-BA"/>
+        </w:rPr>
+        <w:t xml:space="preserve">                 </w:t>
+      </w:r>
+      <w:r>
+        <w:rPr>
+          <w:lang w:val="sr-Cyrl-BA"/>
+        </w:rPr>
+        <w:t xml:space="preserve">                    Секретар,</w:t>
+      </w:r>
+    </w:p>
+    <w:p>
+      <w:pPr>
+        <w:spacing w:after="0"/>
+        <w:ind w:left="3600"/>
+        <w:rPr>
+          <w:lang w:val="sr-Cyrl-BA"/>
+        </w:rPr>
+      </w:pPr>
+      <w:r>
+        <w:rPr>
+          <w:lang w:val="en-GB"/>
+        </w:rPr>
+        <w:t xml:space="preserve">          </w:t>
+      </w:r>
+      <w:r>
+        <w:rPr>
+          <w:lang w:val="sr-Cyrl-BA"/>
+        </w:rPr>
+        <w:t>М.П.</w:t>
+      </w:r>
+    </w:p>
+    <w:p>
+      <w:pPr>
+        <w:spacing w:after="0"/>
+        <w:rPr>
+          <w:lang w:val="sr-Cyrl-BA"/>
+        </w:rPr>
+      </w:pPr>
+      <w:r>
+        <w:rPr>
+          <w:lang w:val="sr-Cyrl-BA"/>
+        </w:rPr>
+        <w:t xml:space="preserve"> </w:t>
+      </w:r>
+      <w:r>
+        <w:rPr>
+          <w:lang w:val="bs-Latn-BA"/>
         </w:rPr>
         <w:t xml:space="preserve">       </w:t>
       </w:r>
       <w:r>
         <w:rPr>
+          <w:lang w:val="bs-Latn-BA"/>
+        </w:rPr>
+        <w:t xml:space="preserve">    </w:t>
+      </w:r>
+      <w:r>
+        <w:rPr>
+          <w:lang w:val="bs-Latn-BA"/>
+        </w:rPr>
+        <w:t xml:space="preserve">   </w:t>
+      </w:r>
+      <w:r>
+        <w:rPr>
+          <w:lang w:val="sr-Cyrl-BA"/>
+        </w:rPr>
+        <w:t>___________________________</w:t>
+      </w:r>
+      <w:r>
+        <w:rPr>
+          <w:lang w:val="bs-Latn-BA"/>
+        </w:rPr>
+        <w:t xml:space="preserve">                          </w:t>
+      </w:r>
+      <w:r>
+        <w:rPr>
+          <w:lang w:val="sr-Cyrl-BA"/>
+        </w:rPr>
+        <w:t>_____</w:t>
+      </w:r>
+      <w:r>
+        <w:rPr>
+          <w:lang w:val="en-GB"/>
+        </w:rPr>
+        <w:t>___</w:t>
+      </w:r>
+      <w:r>
+        <w:rPr>
+          <w:lang w:val="sr-Cyrl-BA"/>
+        </w:rPr>
+        <w:t>_</w:t>
+      </w:r>
+      <w:r>
+        <w:rPr>
+          <w:lang w:val="en-GB"/>
+        </w:rPr>
+        <w:t>____</w:t>
+      </w:r>
+      <w:r>
+        <w:rPr>
+          <w:lang w:val="sr-Cyrl-BA"/>
+        </w:rPr>
+        <w:t>__________________</w:t>
+      </w:r>
+    </w:p>
+    <w:p>
+      <w:pPr>
+        <w:spacing w:after="0"/>
+        <w:rPr>
+          <w:lang w:val="sr-Cyrl-BA"/>
+        </w:rPr>
+      </w:pPr>
+      <w:r>
+        <w:rPr>
+          <w:lang w:val="sr-Cyrl-BA"/>
+        </w:rPr>
+        <w:t xml:space="preserve">                                                                                         </w:t>
+      </w:r>
+      <w:r>
+        <w:rPr>
+          <w:lang w:val="sr-Cyrl-BA"/>
+        </w:rPr>
+        <w:t xml:space="preserve"> Драгана Стојановић</w:t>
+      </w:r>
+      <w:r>
+        <w:rPr>
+          <w:lang w:val="sr-Cyrl-BA"/>
+        </w:rPr>
+        <w:t>,</w:t>
+      </w:r>
+      <w:r>
+        <w:rPr>
           <w:lang w:val="sr-Cyrl-BA"/>
         </w:rPr>
         <w:t xml:space="preserve"> </w:t>
@@ -233,97 +927,7 @@
         <w:rPr>
           <w:lang w:val="sr-Cyrl-BA"/>
         </w:rPr>
-        <w:t>(име  родитеља)</w:t>
-      </w:r>
-    </w:p>
-    <w:p>
-      <w:pPr>
-        <w:spacing w:after="0"/>
-        <w:jc w:val="both"/>
-        <w:rPr>
-          <w:lang w:val="en-GB"/>
-        </w:rPr>
-      </w:pPr>
-    </w:p>
-    <w:p>
-      <w:pPr>
-        <w:spacing w:after="0"/>
-        <w:jc w:val="both"/>
-        <w:rPr>
-          <w:lang w:val="en-GB"/>
-        </w:rPr>
-      </w:pPr>
-      <w:r>
-        <w:rPr>
-          <w:lang w:val="sr-Cyrl-BA"/>
-        </w:rPr>
-        <w:t xml:space="preserve">                              </w:t>
-      </w:r>
-      <w:r>
-        <w:rPr>
-          <w:lang w:val="bs-Latn-BA"/>
-        </w:rPr>
-        <w:t xml:space="preserve">  </w:t>
-      </w:r>
-      <w:r>
-        <w:rPr>
-          <w:lang w:val="bs-Latn-BA"/>
-        </w:rPr>
-        <w:t>{{DATUM_RODJENJA}}</w:t>
-      </w:r>
-      <w:r>
-        <w:rPr>
-          <w:lang w:val="bs-Latn-BA"/>
-        </w:rPr>
-        <w:t xml:space="preserve">      </w:t>
-      </w:r>
-      <w:r>
-        <w:rPr>
-          <w:lang w:val="bs-Latn-BA"/>
-        </w:rPr>
-        <w:t xml:space="preserve">   </w:t>
-      </w:r>
-      <w:r>
-        <w:rPr>
-          <w:lang w:val="bs-Latn-BA"/>
-        </w:rPr>
-        <w:t xml:space="preserve">                </w:t>
-      </w:r>
-      <w:r>
-        <w:rPr>
-          <w:lang w:val="sr-Cyrl-BA"/>
-        </w:rPr>
-        <w:t xml:space="preserve">  </w:t>
-      </w:r>
-      <w:r>
-        <w:rPr>
-          <w:lang w:val="bs-Latn-BA"/>
-        </w:rPr>
-        <w:t>{</w:t>
-      </w:r>
-      <w:r>
-        <w:rPr>
-          <w:lang w:val="bs-Latn-BA"/>
-        </w:rPr>
-        <w:t>{</w:t>
-      </w:r>
-      <w:r>
-        <w:rPr>
-          <w:lang w:val="bs-Latn-BA"/>
-        </w:rPr>
-        <w:t>MJESTO</w:t>
-      </w:r>
-      <w:r>
-        <w:rPr>
-          <w:lang w:val="bs-Latn-BA"/>
-        </w:rPr>
-        <w:t>}</w:t>
-      </w:r>
-      <w:r>
-        <w:rPr>
-          <w:lang w:val="bs-Latn-BA"/>
-        </w:rPr>
-        <w:t>}</w:t>
+        <w:t>дипл.</w:t>
       </w:r>
       <w:r>
         <w:rPr>
@@ -333,659 +937,59 @@
       </w:r>
       <w:r>
         <w:rPr>
-          <w:lang w:val="bs-Latn-BA"/>
-        </w:rPr>
+          <w:lang w:val="sr-Cyrl-BA"/>
+        </w:rPr>
+        <w:t>правник</w:t>
+      </w:r>
+    </w:p>
+    <w:p>
+      <w:r>
+        <w:tab/>
+      </w:r>
+      <w:r>
+        <w:tab/>
+      </w:r>
+      <w:r>
+        <w:tab/>
+      </w:r>
+      <w:r>
+        <w:tab/>
+      </w:r>
+      <w:r>
+        <w:tab/>
+      </w:r>
+      <w:r>
+        <w:tab/>
+      </w:r>
+      <w:r>
+        <w:tab/>
+      </w:r>
+      <w:r>
+        <w:tab/>
+      </w:r>
+      <w:r>
+        <w:tab/>
+      </w:r>
+    </w:p>
+    <w:p>
+      <w:pPr>
+        <w:ind w:left="6480" w:firstLine="720"/>
+      </w:pPr>
+      <w:proofErr w:type="spellStart"/>
+      <w:r>
+        <w:t>Образац</w:t>
+      </w:r>
+      <w:proofErr w:type="spellEnd"/>
+      <w:r>
         <w:t xml:space="preserve"> </w:t>
       </w:r>
-      <w:r>
-        <w:rPr>
-          <w:lang w:val="sr-Cyrl-BA"/>
-        </w:rPr>
-        <w:t xml:space="preserve">   </w:t>
-      </w:r>
-      <w:r>
-        <w:rPr>
-          <w:lang w:val="bs-Latn-BA"/>
-        </w:rPr>
-        <w:t xml:space="preserve">      </w:t>
-      </w:r>
-      <w:r>
-        <w:rPr>
-          <w:lang w:val="sr-Cyrl-BA"/>
-        </w:rPr>
-        <w:t xml:space="preserve">   </w:t>
-      </w:r>
-      <w:r>
-        <w:rPr>
-          <w:lang w:val="bs-Latn-BA"/>
-        </w:rPr>
-        <w:t xml:space="preserve">           </w:t>
-      </w:r>
-      <w:r>
-        <w:rPr>
-          <w:lang w:val="sr-Cyrl-BA"/>
-        </w:rPr>
-        <w:t xml:space="preserve">  </w:t>
-      </w:r>
-      <w:r>
-        <w:rPr>
-          <w:lang w:val="bs-Latn-BA"/>
-        </w:rPr>
-        <w:t>{{</w:t>
-      </w:r>
-      <w:r>
-        <w:rPr>
-          <w:lang w:val="bs-Latn-BA"/>
-        </w:rPr>
-        <w:t>OPSTINA}</w:t>
-      </w:r>
-      <w:r>
-        <w:rPr>
-          <w:lang w:val="bs-Latn-BA"/>
-        </w:rPr>
-        <w:t>}</w:t>
-      </w:r>
-      <w:r>
-        <w:rPr>
-          <w:lang w:val="sr-Cyrl-BA"/>
-        </w:rPr>
-        <w:t xml:space="preserve">      </w:t>
-      </w:r>
-    </w:p>
-    <w:p>
-      <w:pPr>
-        <w:spacing w:after="0"/>
-        <w:jc w:val="both"/>
-        <w:rPr>
-          <w:lang w:val="sr-Cyrl-BA"/>
-        </w:rPr>
-      </w:pPr>
-      <w:r>
-        <w:rPr>
-          <w:lang w:val="sr-Cyrl-BA"/>
-        </w:rPr>
-        <w:t xml:space="preserve">                 </w:t>
-      </w:r>
-      <w:r>
-        <w:rPr>
-          <w:lang w:val="sr-Cyrl-BA"/>
-        </w:rPr>
-        <w:t>рођен-а ________</w:t>
-      </w:r>
-      <w:r>
-        <w:rPr>
-          <w:lang w:val="sr-Cyrl-BA"/>
-        </w:rPr>
-        <w:t>_______      у  ______________</w:t>
-      </w:r>
-      <w:r>
-        <w:rPr>
-          <w:lang w:val="sr-Cyrl-BA"/>
-        </w:rPr>
-        <w:t xml:space="preserve">    </w:t>
-      </w:r>
-      <w:r>
-        <w:rPr>
-          <w:lang w:val="sr-Cyrl-BA"/>
-        </w:rPr>
-        <w:t>општина  _____________</w:t>
-      </w:r>
-    </w:p>
-    <w:p>
-      <w:pPr>
-        <w:spacing w:after="0"/>
-        <w:jc w:val="both"/>
-        <w:rPr>
-          <w:lang w:val="sr-Cyrl-BA"/>
-        </w:rPr>
-      </w:pPr>
-    </w:p>
-    <w:p>
-      <w:pPr>
-        <w:spacing w:after="0"/>
-        <w:jc w:val="both"/>
-        <w:rPr>
-          <w:lang w:val="sr-Cyrl-BA"/>
-        </w:rPr>
-      </w:pPr>
-      <w:r>
-        <w:rPr>
-          <w:lang w:val="sr-Cyrl-BA"/>
-        </w:rPr>
-        <w:t xml:space="preserve">                 држављанство БиХ, РС</w:t>
-      </w:r>
-      <w:r>
-        <w:rPr>
-          <w:lang w:val="sr-Cyrl-BA"/>
-        </w:rPr>
-        <w:t xml:space="preserve"> уписан-а је</w:t>
-      </w:r>
-      <w:r>
-        <w:rPr>
-          <w:lang w:val="sr-Cyrl-BA"/>
-        </w:rPr>
-        <w:t xml:space="preserve"> као редован ученик-ца у </w:t>
-      </w:r>
-      <w:r>
-        <w:rPr>
-          <w:lang w:val="sr-Cyrl-BA"/>
-        </w:rPr>
-        <w:t>ш</w:t>
-      </w:r>
-      <w:r>
-        <w:rPr>
-          <w:lang w:val="sr-Cyrl-BA"/>
-        </w:rPr>
-        <w:t xml:space="preserve">колској </w:t>
-      </w:r>
-    </w:p>
-    <w:p>
-      <w:pPr>
-        <w:spacing w:after="0"/>
-        <w:jc w:val="both"/>
-        <w:rPr>
-          <w:lang w:val="bs-Latn-BA"/>
-        </w:rPr>
-      </w:pPr>
-      <w:r>
-        <w:rPr>
-          <w:lang w:val="sr-Cyrl-BA"/>
-        </w:rPr>
-        <w:t xml:space="preserve">                 2025/2026</w:t>
-      </w:r>
-      <w:r>
-        <w:rPr>
-          <w:lang w:val="sr-Cyrl-BA"/>
-        </w:rPr>
-        <w:t>.</w:t>
-      </w:r>
-      <w:r>
-        <w:rPr>
-          <w:lang w:val="sr-Cyrl-BA"/>
-        </w:rPr>
-        <w:t xml:space="preserve"> г</w:t>
-      </w:r>
-      <w:r>
-        <w:rPr>
-          <w:lang w:val="sr-Cyrl-BA"/>
-        </w:rPr>
-        <w:t>одини</w:t>
-      </w:r>
-      <w:r>
-        <w:rPr>
-          <w:lang w:val="sr-Cyrl-BA"/>
-        </w:rPr>
-        <w:t xml:space="preserve"> у </w:t>
-      </w:r>
-      <w:r>
-        <w:rPr>
-          <w:u w:val="single"/>
-          <w:lang w:val="bs-Latn-BA"/>
-        </w:rPr>
-        <w:t>{{RAZRED}}</w:t>
-      </w:r>
-      <w:r>
-        <w:rPr>
-          <w:lang w:val="sr-Cyrl-BA"/>
-        </w:rPr>
-        <w:t xml:space="preserve"> разред</w:t>
-      </w:r>
-      <w:r>
-        <w:rPr>
-          <w:lang w:val="bs-Latn-BA"/>
-        </w:rPr>
-        <w:t>.</w:t>
-      </w:r>
-    </w:p>
-    <w:p>
-      <w:pPr>
-        <w:spacing w:after="0"/>
-        <w:jc w:val="both"/>
-        <w:rPr>
-          <w:lang w:val="sr-Cyrl-BA"/>
-        </w:rPr>
-      </w:pPr>
-    </w:p>
-    <w:p>
-      <w:pPr>
-        <w:spacing w:after="0"/>
-        <w:jc w:val="both"/>
-        <w:rPr>
-          <w:lang w:val="bs-Latn-BA"/>
-        </w:rPr>
-      </w:pPr>
-      <w:r>
-        <w:rPr>
-          <w:lang w:val="sr-Cyrl-BA"/>
-        </w:rPr>
-        <w:t xml:space="preserve">                 Струка: </w:t>
-      </w:r>
-      <w:r>
-        <w:rPr>
-          <w:lang w:val="bs-Latn-BA"/>
-        </w:rPr>
-        <w:t>{{STRUKA}}</w:t>
-      </w:r>
-      <w:r>
-        <w:rPr>
-          <w:lang w:val="bs-Latn-BA"/>
-        </w:rPr>
-        <w:t>.</w:t>
-      </w:r>
-    </w:p>
-    <w:p>
-      <w:pPr>
-        <w:spacing w:after="0"/>
-        <w:jc w:val="both"/>
-        <w:rPr>
-          <w:lang w:val="bs-Latn-BA"/>
-        </w:rPr>
-      </w:pPr>
-      <w:r>
-        <w:rPr>
-          <w:lang w:val="sr-Cyrl-BA"/>
-        </w:rPr>
-        <w:t xml:space="preserve">                 </w:t>
-      </w:r>
-      <w:r>
-        <w:rPr>
-          <w:lang w:val="sr-Cyrl-BA"/>
-        </w:rPr>
-        <w:t>(навести назив смје</w:t>
-      </w:r>
-      <w:r>
-        <w:rPr>
-          <w:lang w:val="sr-Cyrl-BA"/>
-        </w:rPr>
-        <w:t>ра гимназије, струке и занимања)</w:t>
-      </w:r>
-    </w:p>
-    <w:p>
-      <w:pPr>
-        <w:spacing w:after="0"/>
-        <w:jc w:val="both"/>
-        <w:rPr>
-          <w:lang w:val="sr-Cyrl-BA"/>
-        </w:rPr>
-      </w:pPr>
-    </w:p>
-    <w:p>
-      <w:pPr>
-        <w:spacing w:after="0"/>
-        <w:jc w:val="both"/>
-        <w:rPr>
-          <w:lang w:val="bs-Latn-BA"/>
-        </w:rPr>
-      </w:pPr>
-      <w:r>
-        <w:rPr>
-          <w:lang w:val="sr-Cyrl-BA"/>
-        </w:rPr>
-        <w:t xml:space="preserve">                 </w:t>
-      </w:r>
-      <w:r>
-        <w:rPr>
-          <w:lang w:val="sr-Cyrl-BA"/>
-        </w:rPr>
-        <w:t>Увје</w:t>
-      </w:r>
-      <w:r>
-        <w:rPr>
-          <w:lang w:val="sr-Cyrl-BA"/>
-        </w:rPr>
-        <w:t xml:space="preserve">рење се издаје ради регулисања: </w:t>
-      </w:r>
-      <w:r>
-        <w:rPr>
-          <w:lang w:val="bs-Latn-BA"/>
-        </w:rPr>
-        <w:t>{{</w:t>
-      </w:r>
-      <w:r>
-        <w:rPr>
-          <w:lang w:val="bs-Latn-BA"/>
-        </w:rPr>
-        <w:t>RAZLOG</w:t>
-      </w:r>
-      <w:r>
-        <w:rPr>
-          <w:lang w:val="bs-Latn-BA"/>
-        </w:rPr>
-        <w:t>}}</w:t>
-      </w:r>
-      <w:r>
-        <w:rPr>
-          <w:lang w:val="sr-Cyrl-BA"/>
-        </w:rPr>
-        <w:t xml:space="preserve">, </w:t>
-      </w:r>
-    </w:p>
-    <w:p>
-      <w:pPr>
-        <w:spacing w:after="0"/>
-        <w:jc w:val="both"/>
-        <w:rPr>
-          <w:lang w:val="sr-Cyrl-BA"/>
-        </w:rPr>
-      </w:pPr>
-      <w:r>
-        <w:rPr>
-          <w:lang w:val="bs-Latn-BA"/>
-        </w:rPr>
-        <w:t xml:space="preserve">                 </w:t>
-      </w:r>
-      <w:r>
-        <w:rPr>
-          <w:lang w:val="sr-Cyrl-BA"/>
-        </w:rPr>
-        <w:t xml:space="preserve">те се у друге сврхе не може користити.   </w:t>
-      </w:r>
-    </w:p>
-    <w:p>
-      <w:pPr>
-        <w:spacing w:after="0"/>
-        <w:jc w:val="both"/>
-        <w:rPr>
-          <w:lang w:val="bs-Latn-BA"/>
-        </w:rPr>
-      </w:pPr>
-      <w:r>
-        <w:rPr>
-          <w:lang w:val="sr-Cyrl-BA"/>
-        </w:rPr>
-        <w:t xml:space="preserve">                 </w:t>
-      </w:r>
-      <w:r>
-        <w:rPr>
-          <w:lang w:val="sr-Cyrl-BA"/>
-        </w:rPr>
-        <w:t>(навести разлог због чега се издаје увјерење)</w:t>
-      </w:r>
-    </w:p>
-    <w:p>
-      <w:pPr>
-        <w:spacing w:after="0"/>
-        <w:jc w:val="both"/>
-        <w:rPr>
-          <w:lang w:val="bs-Latn-BA"/>
-        </w:rPr>
-      </w:pPr>
-    </w:p>
-    <w:p>
-      <w:pPr>
-        <w:spacing w:after="0"/>
-        <w:jc w:val="both"/>
-        <w:rPr>
-          <w:lang w:val="bs-Latn-BA"/>
-        </w:rPr>
-      </w:pPr>
-    </w:p>
-    <w:p>
-      <w:pPr>
-        <w:spacing w:after="0"/>
-        <w:jc w:val="both"/>
-        <w:rPr>
-          <w:lang w:val="bs-Latn-BA"/>
-        </w:rPr>
-      </w:pPr>
-    </w:p>
-    <w:p>
-      <w:pPr>
-        <w:spacing w:after="0"/>
-        <w:jc w:val="both"/>
-        <w:rPr>
-          <w:lang w:val="sr-Cyrl-BA"/>
-        </w:rPr>
-      </w:pPr>
-      <w:r>
-        <w:rPr>
-          <w:lang w:val="sr-Cyrl-BA"/>
-        </w:rPr>
-        <w:t xml:space="preserve">                  </w:t>
-      </w:r>
-    </w:p>
-    <w:p>
-      <w:pPr>
-        <w:spacing w:after="0"/>
-        <w:rPr>
-          <w:lang w:val="en-GB"/>
-        </w:rPr>
-      </w:pPr>
-      <w:r>
-        <w:rPr>
-          <w:lang w:val="sr-Cyrl-BA"/>
-        </w:rPr>
-        <w:t xml:space="preserve">     </w:t>
-      </w:r>
-      <w:r>
-        <w:rPr>
-          <w:lang w:val="sr-Cyrl-BA"/>
-        </w:rPr>
-        <w:tab/>
-      </w:r>
-      <w:r>
-        <w:rPr>
-          <w:lang w:val="bs-Latn-BA"/>
-        </w:rPr>
-        <w:t xml:space="preserve"> </w:t>
-      </w:r>
-      <w:r>
-        <w:rPr>
-          <w:lang w:val="bs-Latn-BA"/>
-        </w:rPr>
-        <w:t xml:space="preserve">  </w:t>
-      </w:r>
-      <w:r>
-        <w:rPr>
-          <w:lang w:val="bs-Latn-BA"/>
-        </w:rPr>
-        <w:t xml:space="preserve"> </w:t>
-      </w:r>
-      <w:r>
-        <w:rPr>
-          <w:lang w:val="sr-Cyrl-BA"/>
-        </w:rPr>
-        <w:t>РАЗРЕДНИ СТАРИЈЕШИНА</w:t>
-      </w:r>
-      <w:r>
-        <w:rPr>
-          <w:lang w:val="sr-Cyrl-BA"/>
-        </w:rPr>
-        <w:t xml:space="preserve">                     </w:t>
-      </w:r>
-      <w:r>
-        <w:rPr>
-          <w:lang w:val="bs-Latn-BA"/>
-        </w:rPr>
-        <w:t xml:space="preserve">                 </w:t>
-      </w:r>
-      <w:r>
-        <w:rPr>
-          <w:lang w:val="sr-Cyrl-BA"/>
-        </w:rPr>
-        <w:t xml:space="preserve">                    Секретар,</w:t>
-      </w:r>
-    </w:p>
-    <w:p>
-      <w:pPr>
-        <w:spacing w:after="0"/>
-        <w:ind w:left="3600"/>
-        <w:rPr>
-          <w:lang w:val="sr-Cyrl-BA"/>
-        </w:rPr>
-      </w:pPr>
-      <w:r>
-        <w:rPr>
-          <w:lang w:val="en-GB"/>
-        </w:rPr>
-        <w:t xml:space="preserve">          </w:t>
-      </w:r>
-      <w:r>
-        <w:rPr>
-          <w:lang w:val="sr-Cyrl-BA"/>
-        </w:rPr>
-        <w:t>М.П.</w:t>
-      </w:r>
-    </w:p>
-    <w:p>
-      <w:pPr>
-        <w:spacing w:after="0"/>
-        <w:rPr>
-          <w:lang w:val="sr-Cyrl-BA"/>
-        </w:rPr>
-      </w:pPr>
-      <w:r>
-        <w:rPr>
-          <w:lang w:val="sr-Cyrl-BA"/>
-        </w:rPr>
-        <w:t xml:space="preserve"> </w:t>
-      </w:r>
-      <w:r>
-        <w:rPr>
-          <w:lang w:val="bs-Latn-BA"/>
-        </w:rPr>
-        <w:t xml:space="preserve">       </w:t>
-      </w:r>
-      <w:r>
-        <w:rPr>
-          <w:lang w:val="bs-Latn-BA"/>
-        </w:rPr>
-        <w:t xml:space="preserve">    </w:t>
-      </w:r>
-      <w:r>
-        <w:rPr>
-          <w:lang w:val="bs-Latn-BA"/>
-        </w:rPr>
-        <w:t xml:space="preserve">   </w:t>
-      </w:r>
-      <w:r>
-        <w:rPr>
-          <w:lang w:val="sr-Cyrl-BA"/>
-        </w:rPr>
-        <w:t>___________________________</w:t>
-      </w:r>
-      <w:r>
-        <w:rPr>
-          <w:lang w:val="bs-Latn-BA"/>
-        </w:rPr>
-        <w:t xml:space="preserve">                          </w:t>
-      </w:r>
-      <w:r>
-        <w:rPr>
-          <w:lang w:val="sr-Cyrl-BA"/>
-        </w:rPr>
-        <w:t>_____</w:t>
-      </w:r>
-      <w:r>
-        <w:rPr>
-          <w:lang w:val="en-GB"/>
-        </w:rPr>
-        <w:t>___</w:t>
-      </w:r>
-      <w:r>
-        <w:rPr>
-          <w:lang w:val="sr-Cyrl-BA"/>
-        </w:rPr>
-        <w:t>_</w:t>
-      </w:r>
-      <w:r>
-        <w:rPr>
-          <w:lang w:val="en-GB"/>
-        </w:rPr>
-        <w:t>____</w:t>
-      </w:r>
-      <w:r>
-        <w:rPr>
-          <w:lang w:val="sr-Cyrl-BA"/>
-        </w:rPr>
-        <w:t>__________________</w:t>
-      </w:r>
-    </w:p>
-    <w:p>
-      <w:pPr>
-        <w:spacing w:after="0"/>
-        <w:rPr>
-          <w:lang w:val="sr-Cyrl-BA"/>
-        </w:rPr>
-      </w:pPr>
-      <w:r>
-        <w:rPr>
-          <w:lang w:val="sr-Cyrl-BA"/>
-        </w:rPr>
-        <w:t xml:space="preserve">                                                                                                    </w:t>
-      </w:r>
-      <w:r>
-        <w:rPr>
-          <w:lang w:val="sr-Cyrl-BA"/>
-        </w:rPr>
-        <w:t xml:space="preserve"> Драгана Стојановић</w:t>
-      </w:r>
-      <w:r>
-        <w:rPr>
-          <w:lang w:val="sr-Cyrl-BA"/>
-        </w:rPr>
-        <w:t>,</w:t>
-      </w:r>
-      <w:r>
-        <w:rPr>
-          <w:lang w:val="sr-Cyrl-BA"/>
-        </w:rPr>
-        <w:t xml:space="preserve"> </w:t>
-      </w:r>
-      <w:r>
-        <w:rPr>
-          <w:lang w:val="sr-Cyrl-BA"/>
-        </w:rPr>
-        <w:t>дипл.</w:t>
-      </w:r>
-      <w:r>
-        <w:rPr>
-          <w:lang w:val="sr-Cyrl-BA"/>
-        </w:rPr>
-        <w:t xml:space="preserve"> </w:t>
-      </w:r>
-      <w:r>
-        <w:rPr>
-          <w:lang w:val="sr-Cyrl-BA"/>
-        </w:rPr>
-        <w:t>правник</w:t>
-      </w:r>
-    </w:p>
-    <w:p>
-      <w:r>
-        <w:tab/>
-      </w:r>
-      <w:r>
-        <w:tab/>
-      </w:r>
-      <w:r>
-        <w:tab/>
-      </w:r>
-      <w:r>
-        <w:tab/>
-      </w:r>
-      <w:r>
-        <w:tab/>
-      </w:r>
-      <w:r>
-        <w:tab/>
-      </w:r>
-      <w:r>
-        <w:tab/>
-      </w:r>
-      <w:r>
-        <w:tab/>
-      </w:r>
-      <w:r>
-        <w:tab/>
-      </w:r>
-    </w:p>
-    <w:p>
-      <w:pPr>
-        <w:ind w:left="6480" w:firstLine="720"/>
-      </w:pPr>
-      <w:r>
-        <w:t>Образац број 38</w:t>
+      <w:proofErr w:type="spellStart"/>
+      <w:r>
+        <w:t>број</w:t>
+      </w:r>
+      <w:proofErr w:type="spellEnd"/>
+      <w:r>
+        <w:t xml:space="preserve"> 38</w:t>
       </w:r>
     </w:p>
     <w:sectPr>

--- a/project/docs/template.docx
+++ b/project/docs/template.docx
@@ -119,7 +119,7 @@
         <w:rPr>
           <w:lang w:val="bs-Latn-BA"/>
         </w:rPr>
-        <w:t xml:space="preserve">                                                           </w:t>
+        <w:t xml:space="preserve">                                                   </w:t>
       </w:r>
       <w:r>
         <w:rPr>
@@ -251,11 +251,83 @@
         <w:rPr>
           <w:lang w:val="bs-Latn-BA"/>
         </w:rPr>
+        <w:t xml:space="preserve">  </w:t>
+      </w:r>
+      <w:r>
+        <w:rPr>
+          <w:lang w:val="bs-Latn-BA"/>
+        </w:rPr>
+        <w:t xml:space="preserve">  </w:t>
+      </w:r>
+      <w:r>
+        <w:rPr>
+          <w:lang w:val="bs-Latn-BA"/>
+        </w:rPr>
+        <w:t xml:space="preserve">    </w:t>
+      </w:r>
+      <w:r>
+        <w:rPr>
+          <w:lang w:val="bs-Latn-BA"/>
+        </w:rPr>
+        <w:t xml:space="preserve">   </w:t>
+      </w:r>
+      <w:r>
+        <w:rPr>
+          <w:lang w:val="bs-Latn-BA"/>
+        </w:rPr>
         <w:t xml:space="preserve">      </w:t>
       </w:r>
       <w:r>
         <w:rPr>
-          <w:lang w:val="bs-Latn-BA"/>
+          <w:lang w:val="sr-Cyrl-BA"/>
+        </w:rPr>
+        <w:t xml:space="preserve">  </w:t>
+      </w:r>
+      <w:r>
+        <w:rPr>
+          <w:lang w:val="bs-Latn-BA"/>
+        </w:rPr>
+        <w:t>{</w:t>
+      </w:r>
+      <w:r>
+        <w:rPr>
+          <w:lang w:val="bs-Latn-BA"/>
+        </w:rPr>
+        <w:t>{</w:t>
+      </w:r>
+      <w:r>
+        <w:rPr>
+          <w:lang w:val="bs-Latn-BA"/>
+        </w:rPr>
+        <w:t>MJESTO</w:t>
+      </w:r>
+      <w:r>
+        <w:rPr>
+          <w:lang w:val="bs-Latn-BA"/>
+        </w:rPr>
+        <w:t>}</w:t>
+      </w:r>
+      <w:r>
+        <w:rPr>
+          <w:lang w:val="bs-Latn-BA"/>
+        </w:rPr>
+        <w:t>}</w:t>
+      </w:r>
+      <w:r>
+        <w:rPr>
+          <w:lang w:val="sr-Cyrl-BA"/>
+        </w:rPr>
+        <w:t xml:space="preserve"> </w:t>
+      </w:r>
+      <w:r>
+        <w:rPr>
+          <w:lang w:val="bs-Latn-BA"/>
+        </w:rPr>
+        <w:t xml:space="preserve"> </w:t>
+      </w:r>
+      <w:r>
+        <w:rPr>
+          <w:lang w:val="sr-Cyrl-BA"/>
         </w:rPr>
         <w:t xml:space="preserve">   </w:t>
       </w:r>
@@ -269,25 +341,43 @@
         <w:rPr>
           <w:lang w:val="sr-Cyrl-BA"/>
         </w:rPr>
+        <w:t xml:space="preserve"> </w:t>
+      </w:r>
+      <w:r>
+        <w:rPr>
+          <w:lang w:val="en-GB"/>
+        </w:rPr>
+        <w:t xml:space="preserve">     </w:t>
+      </w:r>
+      <w:r>
+        <w:rPr>
+          <w:lang w:val="sr-Cyrl-BA"/>
+        </w:rPr>
         <w:t xml:space="preserve">  </w:t>
       </w:r>
       <w:r>
         <w:rPr>
           <w:lang w:val="bs-Latn-BA"/>
         </w:rPr>
-        <w:t>{</w:t>
-      </w:r>
-      <w:r>
-        <w:rPr>
-          <w:lang w:val="bs-Latn-BA"/>
-        </w:rPr>
-        <w:t>{</w:t>
-      </w:r>
-      <w:r>
-        <w:rPr>
-          <w:lang w:val="bs-Latn-BA"/>
-        </w:rPr>
-        <w:t>MJESTO</w:t>
+        <w:t xml:space="preserve">           </w:t>
+      </w:r>
+      <w:r>
+        <w:rPr>
+          <w:lang w:val="sr-Cyrl-BA"/>
+        </w:rPr>
+        <w:t xml:space="preserve">  </w:t>
+      </w:r>
+      <w:r>
+        <w:rPr>
+          <w:lang w:val="bs-Latn-BA"/>
+        </w:rPr>
+        <w:t>{{</w:t>
+      </w:r>
+      <w:r>
+        <w:rPr>
+          <w:lang w:val="bs-Latn-BA"/>
+        </w:rPr>
+        <w:t>OPSTINA}</w:t>
       </w:r>
       <w:r>
         <w:rPr>
@@ -297,592 +387,527 @@
       </w:r>
       <w:r>
         <w:rPr>
-          <w:lang w:val="bs-Latn-BA"/>
-        </w:rPr>
-        <w:t>}</w:t>
-      </w:r>
-      <w:r>
-        <w:rPr>
-          <w:lang w:val="sr-Cyrl-BA"/>
+          <w:lang w:val="sr-Cyrl-BA"/>
+        </w:rPr>
+        <w:t xml:space="preserve">      </w:t>
+      </w:r>
+    </w:p>
+    <w:p>
+      <w:pPr>
+        <w:spacing w:after="0"/>
+        <w:jc w:val="both"/>
+        <w:rPr>
+          <w:lang w:val="sr-Cyrl-BA"/>
+        </w:rPr>
+      </w:pPr>
+      <w:r>
+        <w:rPr>
+          <w:lang w:val="sr-Cyrl-BA"/>
+        </w:rPr>
+        <w:t xml:space="preserve">                 </w:t>
+      </w:r>
+      <w:r>
+        <w:rPr>
+          <w:lang w:val="sr-Cyrl-BA"/>
+        </w:rPr>
+        <w:t>рођен-а ________</w:t>
+      </w:r>
+      <w:r>
+        <w:rPr>
+          <w:lang w:val="sr-Cyrl-BA"/>
+        </w:rPr>
+        <w:t>_______      у  ______________</w:t>
+      </w:r>
+      <w:r>
+        <w:rPr>
+          <w:lang w:val="sr-Cyrl-BA"/>
+        </w:rPr>
+        <w:t xml:space="preserve">    </w:t>
+      </w:r>
+      <w:r>
+        <w:rPr>
+          <w:lang w:val="sr-Cyrl-BA"/>
+        </w:rPr>
+        <w:t>општина  _____________</w:t>
+      </w:r>
+    </w:p>
+    <w:p>
+      <w:pPr>
+        <w:spacing w:after="0"/>
+        <w:jc w:val="both"/>
+        <w:rPr>
+          <w:lang w:val="sr-Cyrl-BA"/>
+        </w:rPr>
+      </w:pPr>
+    </w:p>
+    <w:p>
+      <w:pPr>
+        <w:spacing w:after="0"/>
+        <w:jc w:val="both"/>
+        <w:rPr>
+          <w:lang w:val="sr-Cyrl-BA"/>
+        </w:rPr>
+      </w:pPr>
+      <w:r>
+        <w:rPr>
+          <w:lang w:val="sr-Cyrl-BA"/>
+        </w:rPr>
+        <w:t xml:space="preserve">                 држављанство БиХ, РС</w:t>
+      </w:r>
+      <w:r>
+        <w:rPr>
+          <w:lang w:val="sr-Cyrl-BA"/>
+        </w:rPr>
+        <w:t xml:space="preserve"> уписан-а је</w:t>
+      </w:r>
+      <w:r>
+        <w:rPr>
+          <w:lang w:val="sr-Cyrl-BA"/>
+        </w:rPr>
+        <w:t xml:space="preserve"> као редован ученик-ца у </w:t>
+      </w:r>
+      <w:r>
+        <w:rPr>
+          <w:lang w:val="sr-Cyrl-BA"/>
+        </w:rPr>
+        <w:t>ш</w:t>
+      </w:r>
+      <w:r>
+        <w:rPr>
+          <w:lang w:val="sr-Cyrl-BA"/>
+        </w:rPr>
+        <w:t xml:space="preserve">колској </w:t>
+      </w:r>
+    </w:p>
+    <w:p>
+      <w:pPr>
+        <w:spacing w:after="0"/>
+        <w:jc w:val="both"/>
+        <w:rPr>
+          <w:lang w:val="bs-Latn-BA"/>
+        </w:rPr>
+      </w:pPr>
+      <w:r>
+        <w:rPr>
+          <w:lang w:val="sr-Cyrl-BA"/>
+        </w:rPr>
+        <w:t xml:space="preserve">                 2025/2026</w:t>
+      </w:r>
+      <w:r>
+        <w:rPr>
+          <w:lang w:val="sr-Cyrl-BA"/>
+        </w:rPr>
+        <w:t>.</w:t>
+      </w:r>
+      <w:r>
+        <w:rPr>
+          <w:lang w:val="sr-Cyrl-BA"/>
+        </w:rPr>
+        <w:t xml:space="preserve"> г</w:t>
+      </w:r>
+      <w:r>
+        <w:rPr>
+          <w:lang w:val="sr-Cyrl-BA"/>
+        </w:rPr>
+        <w:t>одини</w:t>
+      </w:r>
+      <w:r>
+        <w:rPr>
+          <w:lang w:val="sr-Cyrl-BA"/>
+        </w:rPr>
+        <w:t xml:space="preserve"> у </w:t>
+      </w:r>
+      <w:r>
+        <w:rPr>
+          <w:u w:val="single"/>
+          <w:lang w:val="bs-Latn-BA"/>
+        </w:rPr>
+        <w:t>{{RAZRED}}</w:t>
+      </w:r>
+      <w:r>
+        <w:rPr>
+          <w:lang w:val="sr-Cyrl-BA"/>
+        </w:rPr>
+        <w:t xml:space="preserve"> разред</w:t>
+      </w:r>
+      <w:r>
+        <w:rPr>
+          <w:lang w:val="bs-Latn-BA"/>
+        </w:rPr>
+        <w:t>.</w:t>
+      </w:r>
+    </w:p>
+    <w:p>
+      <w:pPr>
+        <w:spacing w:after="0"/>
+        <w:jc w:val="both"/>
+        <w:rPr>
+          <w:lang w:val="sr-Cyrl-BA"/>
+        </w:rPr>
+      </w:pPr>
+    </w:p>
+    <w:p>
+      <w:pPr>
+        <w:spacing w:after="0"/>
+        <w:jc w:val="both"/>
+        <w:rPr>
+          <w:lang w:val="bs-Latn-BA"/>
+        </w:rPr>
+      </w:pPr>
+      <w:r>
+        <w:rPr>
+          <w:lang w:val="sr-Cyrl-BA"/>
+        </w:rPr>
+        <w:t xml:space="preserve">                 Струка: </w:t>
+      </w:r>
+      <w:r>
+        <w:rPr>
+          <w:lang w:val="bs-Latn-BA"/>
+        </w:rPr>
+        <w:t>{{STRUKA}}</w:t>
+      </w:r>
+      <w:r>
+        <w:rPr>
+          <w:lang w:val="bs-Latn-BA"/>
+        </w:rPr>
+        <w:t>.</w:t>
+      </w:r>
+    </w:p>
+    <w:p>
+      <w:pPr>
+        <w:spacing w:after="0"/>
+        <w:jc w:val="both"/>
+        <w:rPr>
+          <w:lang w:val="bs-Latn-BA"/>
+        </w:rPr>
+      </w:pPr>
+      <w:r>
+        <w:rPr>
+          <w:lang w:val="sr-Cyrl-BA"/>
+        </w:rPr>
+        <w:t xml:space="preserve">                 </w:t>
+      </w:r>
+      <w:r>
+        <w:rPr>
+          <w:lang w:val="sr-Cyrl-BA"/>
+        </w:rPr>
+        <w:t>(навести назив смје</w:t>
+      </w:r>
+      <w:r>
+        <w:rPr>
+          <w:lang w:val="sr-Cyrl-BA"/>
+        </w:rPr>
+        <w:t>ра гимназије, струке и занимања)</w:t>
+      </w:r>
+    </w:p>
+    <w:p>
+      <w:pPr>
+        <w:spacing w:after="0"/>
+        <w:jc w:val="both"/>
+        <w:rPr>
+          <w:lang w:val="sr-Cyrl-BA"/>
+        </w:rPr>
+      </w:pPr>
+    </w:p>
+    <w:p>
+      <w:pPr>
+        <w:spacing w:after="0"/>
+        <w:jc w:val="both"/>
+        <w:rPr>
+          <w:lang w:val="bs-Latn-BA"/>
+        </w:rPr>
+      </w:pPr>
+      <w:r>
+        <w:rPr>
+          <w:lang w:val="sr-Cyrl-BA"/>
+        </w:rPr>
+        <w:t xml:space="preserve">                 </w:t>
+      </w:r>
+      <w:r>
+        <w:rPr>
+          <w:lang w:val="sr-Cyrl-BA"/>
+        </w:rPr>
+        <w:t>Увје</w:t>
+      </w:r>
+      <w:r>
+        <w:rPr>
+          <w:lang w:val="sr-Cyrl-BA"/>
+        </w:rPr>
+        <w:t xml:space="preserve">рење се издаје ради регулисања: </w:t>
+      </w:r>
+      <w:r>
+        <w:rPr>
+          <w:u w:val="single"/>
+          <w:lang w:val="bs-Latn-BA"/>
+        </w:rPr>
+        <w:t>{{</w:t>
+      </w:r>
+      <w:r>
+        <w:rPr>
+          <w:u w:val="single"/>
+          <w:lang w:val="bs-Latn-BA"/>
+        </w:rPr>
+        <w:t>RAZLOG</w:t>
+      </w:r>
+      <w:r>
+        <w:rPr>
+          <w:u w:val="single"/>
+          <w:lang w:val="bs-Latn-BA"/>
+        </w:rPr>
+        <w:t>}}</w:t>
+      </w:r>
+      <w:r>
+        <w:rPr>
+          <w:lang w:val="sr-Cyrl-BA"/>
+        </w:rPr>
+        <w:t xml:space="preserve">, </w:t>
+      </w:r>
+    </w:p>
+    <w:p>
+      <w:pPr>
+        <w:spacing w:after="0"/>
+        <w:jc w:val="both"/>
+        <w:rPr>
+          <w:lang w:val="sr-Cyrl-BA"/>
+        </w:rPr>
+      </w:pPr>
+      <w:r>
+        <w:rPr>
+          <w:lang w:val="bs-Latn-BA"/>
+        </w:rPr>
+        <w:t xml:space="preserve">                 </w:t>
+      </w:r>
+      <w:r>
+        <w:rPr>
+          <w:lang w:val="sr-Cyrl-BA"/>
+        </w:rPr>
+        <w:t xml:space="preserve">те се у друге сврхе не може користити.   </w:t>
+      </w:r>
+    </w:p>
+    <w:p>
+      <w:pPr>
+        <w:spacing w:after="0"/>
+        <w:jc w:val="both"/>
+        <w:rPr>
+          <w:lang w:val="bs-Latn-BA"/>
+        </w:rPr>
+      </w:pPr>
+      <w:r>
+        <w:rPr>
+          <w:lang w:val="sr-Cyrl-BA"/>
+        </w:rPr>
+        <w:t xml:space="preserve">                 </w:t>
+      </w:r>
+      <w:r>
+        <w:rPr>
+          <w:lang w:val="sr-Cyrl-BA"/>
+        </w:rPr>
+        <w:t>(навести разлог због чега се издаје увјерење)</w:t>
+      </w:r>
+    </w:p>
+    <w:p>
+      <w:pPr>
+        <w:spacing w:after="0"/>
+        <w:jc w:val="both"/>
+        <w:rPr>
+          <w:lang w:val="bs-Latn-BA"/>
+        </w:rPr>
+      </w:pPr>
+    </w:p>
+    <w:p>
+      <w:pPr>
+        <w:spacing w:after="0"/>
+        <w:jc w:val="both"/>
+        <w:rPr>
+          <w:lang w:val="bs-Latn-BA"/>
+        </w:rPr>
+      </w:pPr>
+    </w:p>
+    <w:p>
+      <w:pPr>
+        <w:spacing w:after="0"/>
+        <w:jc w:val="both"/>
+        <w:rPr>
+          <w:lang w:val="bs-Latn-BA"/>
+        </w:rPr>
+      </w:pPr>
+    </w:p>
+    <w:p>
+      <w:pPr>
+        <w:spacing w:after="0"/>
+        <w:jc w:val="both"/>
+        <w:rPr>
+          <w:lang w:val="sr-Cyrl-BA"/>
+        </w:rPr>
+      </w:pPr>
+      <w:r>
+        <w:rPr>
+          <w:lang w:val="sr-Cyrl-BA"/>
+        </w:rPr>
+        <w:t xml:space="preserve">                  </w:t>
+      </w:r>
+    </w:p>
+    <w:p>
+      <w:pPr>
+        <w:spacing w:after="0"/>
+        <w:ind w:left="720" w:hanging="720"/>
+        <w:rPr>
+          <w:lang w:val="en-GB"/>
+        </w:rPr>
+      </w:pPr>
+      <w:r>
+        <w:rPr>
+          <w:lang w:val="sr-Cyrl-BA"/>
+        </w:rPr>
+        <w:t xml:space="preserve">     </w:t>
+      </w:r>
+      <w:r>
+        <w:rPr>
+          <w:lang w:val="sr-Cyrl-BA"/>
+        </w:rPr>
+        <w:tab/>
+      </w:r>
+      <w:r>
+        <w:rPr>
+          <w:lang w:val="bs-Latn-BA"/>
         </w:rPr>
         <w:t xml:space="preserve"> </w:t>
       </w:r>
       <w:r>
         <w:rPr>
-          <w:lang w:val="bs-Latn-BA"/>
+          <w:lang w:val="sr-Cyrl-BA"/>
+        </w:rPr>
+        <w:t>РАЗРЕДНИ СТАРИЈЕШИНА</w:t>
+      </w:r>
+      <w:r>
+        <w:rPr>
+          <w:lang w:val="sr-Cyrl-BA"/>
+        </w:rPr>
+        <w:t xml:space="preserve">               </w:t>
+      </w:r>
+      <w:r>
+        <w:rPr>
+          <w:lang w:val="en-GB"/>
+        </w:rPr>
+        <w:t xml:space="preserve">  </w:t>
+      </w:r>
+      <w:r>
+        <w:rPr>
+          <w:lang w:val="sr-Cyrl-BA"/>
+        </w:rPr>
+        <w:t xml:space="preserve">      </w:t>
+      </w:r>
+      <w:r>
+        <w:rPr>
+          <w:lang w:val="bs-Latn-BA"/>
+        </w:rPr>
+        <w:t xml:space="preserve">                 </w:t>
+      </w:r>
+      <w:r>
+        <w:rPr>
+          <w:lang w:val="sr-Cyrl-BA"/>
+        </w:rPr>
+        <w:t xml:space="preserve">             Секретар,</w:t>
+      </w:r>
+    </w:p>
+    <w:p>
+      <w:pPr>
+        <w:spacing w:after="0"/>
+        <w:ind w:left="3600"/>
+        <w:rPr>
+          <w:lang w:val="sr-Cyrl-BA"/>
+        </w:rPr>
+      </w:pPr>
+      <w:r>
+        <w:rPr>
+          <w:lang w:val="en-GB"/>
+        </w:rPr>
+        <w:t xml:space="preserve">          </w:t>
+      </w:r>
+      <w:r>
+        <w:rPr>
+          <w:lang w:val="sr-Cyrl-BA"/>
+        </w:rPr>
+        <w:t>М.П.</w:t>
+      </w:r>
+    </w:p>
+    <w:p>
+      <w:pPr>
+        <w:spacing w:after="0"/>
+        <w:rPr>
+          <w:lang w:val="sr-Cyrl-BA"/>
+        </w:rPr>
+      </w:pPr>
+      <w:r>
+        <w:rPr>
+          <w:lang w:val="sr-Cyrl-BA"/>
         </w:rPr>
         <w:t xml:space="preserve"> </w:t>
       </w:r>
       <w:r>
         <w:rPr>
-          <w:lang w:val="sr-Cyrl-BA"/>
+          <w:lang w:val="bs-Latn-BA"/>
+        </w:rPr>
+        <w:t xml:space="preserve">       </w:t>
+      </w:r>
+      <w:r>
+        <w:rPr>
+          <w:lang w:val="bs-Latn-BA"/>
+        </w:rPr>
+        <w:t xml:space="preserve">    </w:t>
+      </w:r>
+      <w:r>
+        <w:rPr>
+          <w:lang w:val="bs-Latn-BA"/>
         </w:rPr>
         <w:t xml:space="preserve">   </w:t>
       </w:r>
       <w:r>
         <w:rPr>
-          <w:lang w:val="bs-Latn-BA"/>
-        </w:rPr>
-        <w:t xml:space="preserve">      </w:t>
-      </w:r>
-      <w:r>
-        <w:rPr>
-          <w:lang w:val="sr-Cyrl-BA"/>
-        </w:rPr>
-        <w:t xml:space="preserve"> </w:t>
+          <w:lang w:val="sr-Cyrl-BA"/>
+        </w:rPr>
+        <w:t>___________________________</w:t>
+      </w:r>
+      <w:r>
+        <w:rPr>
+          <w:lang w:val="bs-Latn-BA"/>
+        </w:rPr>
+        <w:t xml:space="preserve">                  </w:t>
+      </w:r>
+      <w:r>
+        <w:rPr>
+          <w:lang w:val="bs-Latn-BA"/>
+        </w:rPr>
+        <w:t xml:space="preserve">     </w:t>
+      </w:r>
+      <w:r>
+        <w:rPr>
+          <w:lang w:val="bs-Latn-BA"/>
+        </w:rPr>
+        <w:t xml:space="preserve">        </w:t>
+      </w:r>
+      <w:r>
+        <w:rPr>
+          <w:lang w:val="sr-Cyrl-BA"/>
+        </w:rPr>
+        <w:t>_____</w:t>
       </w:r>
       <w:r>
         <w:rPr>
           <w:lang w:val="en-GB"/>
         </w:rPr>
-        <w:t xml:space="preserve">     </w:t>
-      </w:r>
-      <w:r>
-        <w:rPr>
-          <w:lang w:val="sr-Cyrl-BA"/>
-        </w:rPr>
-        <w:t xml:space="preserve">  </w:t>
-      </w:r>
-      <w:r>
-        <w:rPr>
-          <w:lang w:val="bs-Latn-BA"/>
-        </w:rPr>
-        <w:t xml:space="preserve">           </w:t>
-      </w:r>
-      <w:r>
-        <w:rPr>
-          <w:lang w:val="sr-Cyrl-BA"/>
-        </w:rPr>
-        <w:t xml:space="preserve">  </w:t>
-      </w:r>
-      <w:r>
-        <w:rPr>
-          <w:lang w:val="bs-Latn-BA"/>
-        </w:rPr>
-        <w:t>{{</w:t>
-      </w:r>
-      <w:r>
-        <w:rPr>
-          <w:lang w:val="bs-Latn-BA"/>
-        </w:rPr>
-        <w:t>OPSTINA}</w:t>
-      </w:r>
-      <w:r>
-        <w:rPr>
-          <w:lang w:val="bs-Latn-BA"/>
-        </w:rPr>
-        <w:t>}</w:t>
-      </w:r>
-      <w:r>
-        <w:rPr>
-          <w:lang w:val="sr-Cyrl-BA"/>
-        </w:rPr>
-        <w:t xml:space="preserve">      </w:t>
-      </w:r>
-    </w:p>
-    <w:p>
-      <w:pPr>
-        <w:spacing w:after="0"/>
-        <w:jc w:val="both"/>
-        <w:rPr>
-          <w:lang w:val="sr-Cyrl-BA"/>
-        </w:rPr>
-      </w:pPr>
-      <w:r>
-        <w:rPr>
-          <w:lang w:val="sr-Cyrl-BA"/>
-        </w:rPr>
-        <w:t xml:space="preserve">                 </w:t>
-      </w:r>
-      <w:r>
-        <w:rPr>
-          <w:lang w:val="sr-Cyrl-BA"/>
-        </w:rPr>
-        <w:t>рођен-а ________</w:t>
-      </w:r>
-      <w:r>
-        <w:rPr>
-          <w:lang w:val="sr-Cyrl-BA"/>
-        </w:rPr>
-        <w:t>_______      у  ______________</w:t>
-      </w:r>
-      <w:r>
-        <w:rPr>
-          <w:lang w:val="sr-Cyrl-BA"/>
-        </w:rPr>
-        <w:t xml:space="preserve">    </w:t>
-      </w:r>
-      <w:r>
-        <w:rPr>
-          <w:lang w:val="sr-Cyrl-BA"/>
-        </w:rPr>
-        <w:t>општина  _____________</w:t>
-      </w:r>
-    </w:p>
-    <w:p>
-      <w:pPr>
-        <w:spacing w:after="0"/>
-        <w:jc w:val="both"/>
-        <w:rPr>
-          <w:lang w:val="sr-Cyrl-BA"/>
-        </w:rPr>
-      </w:pPr>
-    </w:p>
-    <w:p>
-      <w:pPr>
-        <w:spacing w:after="0"/>
-        <w:jc w:val="both"/>
-        <w:rPr>
-          <w:lang w:val="sr-Cyrl-BA"/>
-        </w:rPr>
-      </w:pPr>
-      <w:r>
-        <w:rPr>
-          <w:lang w:val="sr-Cyrl-BA"/>
-        </w:rPr>
-        <w:t xml:space="preserve">                 држављанство БиХ, РС</w:t>
-      </w:r>
-      <w:r>
-        <w:rPr>
-          <w:lang w:val="sr-Cyrl-BA"/>
-        </w:rPr>
-        <w:t xml:space="preserve"> уписан-а је</w:t>
-      </w:r>
-      <w:r>
-        <w:rPr>
-          <w:lang w:val="sr-Cyrl-BA"/>
-        </w:rPr>
-        <w:t xml:space="preserve"> као редован ученик-ца у </w:t>
-      </w:r>
-      <w:r>
-        <w:rPr>
-          <w:lang w:val="sr-Cyrl-BA"/>
-        </w:rPr>
-        <w:t>ш</w:t>
-      </w:r>
-      <w:r>
-        <w:rPr>
-          <w:lang w:val="sr-Cyrl-BA"/>
-        </w:rPr>
-        <w:t xml:space="preserve">колској </w:t>
-      </w:r>
-    </w:p>
-    <w:p>
-      <w:pPr>
-        <w:spacing w:after="0"/>
-        <w:jc w:val="both"/>
-        <w:rPr>
-          <w:lang w:val="bs-Latn-BA"/>
-        </w:rPr>
-      </w:pPr>
-      <w:r>
-        <w:rPr>
-          <w:lang w:val="sr-Cyrl-BA"/>
-        </w:rPr>
-        <w:t xml:space="preserve">                 2025/2026</w:t>
-      </w:r>
-      <w:r>
-        <w:rPr>
-          <w:lang w:val="sr-Cyrl-BA"/>
-        </w:rPr>
-        <w:t>.</w:t>
-      </w:r>
-      <w:r>
-        <w:rPr>
-          <w:lang w:val="sr-Cyrl-BA"/>
-        </w:rPr>
-        <w:t xml:space="preserve"> г</w:t>
-      </w:r>
-      <w:r>
-        <w:rPr>
-          <w:lang w:val="sr-Cyrl-BA"/>
-        </w:rPr>
-        <w:t>одини</w:t>
-      </w:r>
-      <w:r>
-        <w:rPr>
-          <w:lang w:val="sr-Cyrl-BA"/>
-        </w:rPr>
-        <w:t xml:space="preserve"> у </w:t>
-      </w:r>
-      <w:r>
-        <w:rPr>
-          <w:u w:val="single"/>
-          <w:lang w:val="bs-Latn-BA"/>
-        </w:rPr>
-        <w:t>{{RAZRED}}</w:t>
-      </w:r>
-      <w:r>
-        <w:rPr>
-          <w:lang w:val="sr-Cyrl-BA"/>
-        </w:rPr>
-        <w:t xml:space="preserve"> разред</w:t>
-      </w:r>
-      <w:r>
-        <w:rPr>
-          <w:lang w:val="bs-Latn-BA"/>
-        </w:rPr>
-        <w:t>.</w:t>
-      </w:r>
-    </w:p>
-    <w:p>
-      <w:pPr>
-        <w:spacing w:after="0"/>
-        <w:jc w:val="both"/>
-        <w:rPr>
-          <w:lang w:val="sr-Cyrl-BA"/>
-        </w:rPr>
-      </w:pPr>
-    </w:p>
-    <w:p>
-      <w:pPr>
-        <w:spacing w:after="0"/>
-        <w:jc w:val="both"/>
-        <w:rPr>
-          <w:lang w:val="bs-Latn-BA"/>
-        </w:rPr>
-      </w:pPr>
-      <w:r>
-        <w:rPr>
-          <w:lang w:val="sr-Cyrl-BA"/>
-        </w:rPr>
-        <w:t xml:space="preserve">                 Струка: </w:t>
-      </w:r>
-      <w:r>
-        <w:rPr>
-          <w:lang w:val="bs-Latn-BA"/>
-        </w:rPr>
-        <w:t>{{STRUKA}}</w:t>
-      </w:r>
-      <w:r>
-        <w:rPr>
-          <w:lang w:val="bs-Latn-BA"/>
-        </w:rPr>
-        <w:t>.</w:t>
-      </w:r>
-    </w:p>
-    <w:p>
-      <w:pPr>
-        <w:spacing w:after="0"/>
-        <w:jc w:val="both"/>
-        <w:rPr>
-          <w:lang w:val="bs-Latn-BA"/>
-        </w:rPr>
-      </w:pPr>
-      <w:r>
-        <w:rPr>
-          <w:lang w:val="sr-Cyrl-BA"/>
-        </w:rPr>
-        <w:t xml:space="preserve">                 </w:t>
-      </w:r>
-      <w:r>
-        <w:rPr>
-          <w:lang w:val="sr-Cyrl-BA"/>
-        </w:rPr>
-        <w:t>(навести назив смје</w:t>
-      </w:r>
-      <w:r>
-        <w:rPr>
-          <w:lang w:val="sr-Cyrl-BA"/>
-        </w:rPr>
-        <w:t>ра гимназије, струке и занимања)</w:t>
-      </w:r>
-    </w:p>
-    <w:p>
-      <w:pPr>
-        <w:spacing w:after="0"/>
-        <w:jc w:val="both"/>
-        <w:rPr>
-          <w:lang w:val="sr-Cyrl-BA"/>
-        </w:rPr>
-      </w:pPr>
-    </w:p>
-    <w:p>
-      <w:pPr>
-        <w:spacing w:after="0"/>
-        <w:jc w:val="both"/>
-        <w:rPr>
-          <w:lang w:val="bs-Latn-BA"/>
-        </w:rPr>
-      </w:pPr>
-      <w:r>
-        <w:rPr>
-          <w:lang w:val="sr-Cyrl-BA"/>
-        </w:rPr>
-        <w:t xml:space="preserve">                 </w:t>
-      </w:r>
-      <w:r>
-        <w:rPr>
-          <w:lang w:val="sr-Cyrl-BA"/>
-        </w:rPr>
-        <w:t>Увје</w:t>
-      </w:r>
-      <w:r>
-        <w:rPr>
-          <w:lang w:val="sr-Cyrl-BA"/>
-        </w:rPr>
-        <w:t xml:space="preserve">рење се издаје ради регулисања: </w:t>
-      </w:r>
-      <w:r>
-        <w:rPr>
-          <w:u w:val="single"/>
-          <w:lang w:val="bs-Latn-BA"/>
-        </w:rPr>
-        <w:t>{{</w:t>
-      </w:r>
-      <w:r>
-        <w:rPr>
-          <w:u w:val="single"/>
-          <w:lang w:val="bs-Latn-BA"/>
-        </w:rPr>
-        <w:t>RAZLOG</w:t>
-      </w:r>
-      <w:r>
-        <w:rPr>
-          <w:u w:val="single"/>
-          <w:lang w:val="bs-Latn-BA"/>
-        </w:rPr>
-        <w:t>}}</w:t>
-      </w:r>
-      <w:r>
-        <w:rPr>
-          <w:lang w:val="sr-Cyrl-BA"/>
-        </w:rPr>
-        <w:t xml:space="preserve">, </w:t>
-      </w:r>
-    </w:p>
-    <w:p>
-      <w:pPr>
-        <w:spacing w:after="0"/>
-        <w:jc w:val="both"/>
-        <w:rPr>
-          <w:lang w:val="sr-Cyrl-BA"/>
-        </w:rPr>
-      </w:pPr>
-      <w:r>
-        <w:rPr>
-          <w:lang w:val="bs-Latn-BA"/>
-        </w:rPr>
-        <w:t xml:space="preserve">                 </w:t>
-      </w:r>
-      <w:r>
-        <w:rPr>
-          <w:lang w:val="sr-Cyrl-BA"/>
-        </w:rPr>
-        <w:t xml:space="preserve">те се у друге сврхе не може користити.   </w:t>
-      </w:r>
-    </w:p>
-    <w:p>
-      <w:pPr>
-        <w:spacing w:after="0"/>
-        <w:jc w:val="both"/>
-        <w:rPr>
-          <w:lang w:val="bs-Latn-BA"/>
-        </w:rPr>
-      </w:pPr>
-      <w:r>
-        <w:rPr>
-          <w:lang w:val="sr-Cyrl-BA"/>
-        </w:rPr>
-        <w:t xml:space="preserve">                 </w:t>
-      </w:r>
-      <w:r>
-        <w:rPr>
-          <w:lang w:val="sr-Cyrl-BA"/>
-        </w:rPr>
-        <w:t>(навести разлог због чега се издаје увјерење)</w:t>
-      </w:r>
-    </w:p>
-    <w:p>
-      <w:pPr>
-        <w:spacing w:after="0"/>
-        <w:jc w:val="both"/>
-        <w:rPr>
-          <w:lang w:val="bs-Latn-BA"/>
-        </w:rPr>
-      </w:pPr>
-    </w:p>
-    <w:p>
-      <w:pPr>
-        <w:spacing w:after="0"/>
-        <w:jc w:val="both"/>
-        <w:rPr>
-          <w:lang w:val="bs-Latn-BA"/>
-        </w:rPr>
-      </w:pPr>
-    </w:p>
-    <w:p>
-      <w:pPr>
-        <w:spacing w:after="0"/>
-        <w:jc w:val="both"/>
-        <w:rPr>
-          <w:lang w:val="bs-Latn-BA"/>
-        </w:rPr>
-      </w:pPr>
-    </w:p>
-    <w:p>
-      <w:pPr>
-        <w:spacing w:after="0"/>
-        <w:jc w:val="both"/>
-        <w:rPr>
-          <w:lang w:val="sr-Cyrl-BA"/>
-        </w:rPr>
-      </w:pPr>
-      <w:r>
-        <w:rPr>
-          <w:lang w:val="sr-Cyrl-BA"/>
-        </w:rPr>
-        <w:t xml:space="preserve">                  </w:t>
-      </w:r>
-    </w:p>
-    <w:p>
-      <w:pPr>
-        <w:spacing w:after="0"/>
+        <w:t>___</w:t>
+      </w:r>
+      <w:r>
+        <w:rPr>
+          <w:lang w:val="sr-Cyrl-BA"/>
+        </w:rPr>
+        <w:t>_</w:t>
+      </w:r>
+      <w:r>
         <w:rPr>
           <w:lang w:val="en-GB"/>
         </w:rPr>
-      </w:pPr>
-      <w:r>
-        <w:rPr>
-          <w:lang w:val="sr-Cyrl-BA"/>
-        </w:rPr>
-        <w:t xml:space="preserve">     </w:t>
-      </w:r>
-      <w:r>
-        <w:rPr>
-          <w:lang w:val="sr-Cyrl-BA"/>
-        </w:rPr>
-        <w:tab/>
-      </w:r>
-      <w:r>
-        <w:rPr>
-          <w:lang w:val="bs-Latn-BA"/>
-        </w:rPr>
-        <w:t xml:space="preserve"> </w:t>
-      </w:r>
-      <w:r>
-        <w:rPr>
-          <w:lang w:val="bs-Latn-BA"/>
-        </w:rPr>
-        <w:t xml:space="preserve">  </w:t>
-      </w:r>
-      <w:r>
-        <w:rPr>
-          <w:lang w:val="bs-Latn-BA"/>
-        </w:rPr>
-        <w:t xml:space="preserve"> </w:t>
-      </w:r>
-      <w:r>
-        <w:rPr>
-          <w:lang w:val="sr-Cyrl-BA"/>
-        </w:rPr>
-        <w:t>РАЗРЕДНИ СТАРИЈЕШИНА</w:t>
-      </w:r>
-      <w:r>
-        <w:rPr>
-          <w:lang w:val="sr-Cyrl-BA"/>
-        </w:rPr>
-        <w:t xml:space="preserve">                     </w:t>
-      </w:r>
-      <w:r>
-        <w:rPr>
-          <w:lang w:val="bs-Latn-BA"/>
-        </w:rPr>
-        <w:t xml:space="preserve">                 </w:t>
-      </w:r>
-      <w:r>
-        <w:rPr>
-          <w:lang w:val="sr-Cyrl-BA"/>
-        </w:rPr>
-        <w:t xml:space="preserve">                    Секретар,</w:t>
-      </w:r>
-    </w:p>
-    <w:p>
-      <w:pPr>
-        <w:spacing w:after="0"/>
-        <w:ind w:left="3600"/>
-        <w:rPr>
-          <w:lang w:val="sr-Cyrl-BA"/>
-        </w:rPr>
-      </w:pPr>
-      <w:r>
-        <w:rPr>
-          <w:lang w:val="en-GB"/>
-        </w:rPr>
-        <w:t xml:space="preserve">          </w:t>
-      </w:r>
-      <w:r>
-        <w:rPr>
-          <w:lang w:val="sr-Cyrl-BA"/>
-        </w:rPr>
-        <w:t>М.П.</w:t>
-      </w:r>
-    </w:p>
-    <w:p>
-      <w:pPr>
-        <w:spacing w:after="0"/>
-        <w:rPr>
-          <w:lang w:val="sr-Cyrl-BA"/>
-        </w:rPr>
-      </w:pPr>
-      <w:r>
-        <w:rPr>
-          <w:lang w:val="sr-Cyrl-BA"/>
-        </w:rPr>
-        <w:t xml:space="preserve"> </w:t>
-      </w:r>
-      <w:r>
-        <w:rPr>
-          <w:lang w:val="bs-Latn-BA"/>
-        </w:rPr>
-        <w:t xml:space="preserve">       </w:t>
-      </w:r>
-      <w:r>
-        <w:rPr>
-          <w:lang w:val="bs-Latn-BA"/>
-        </w:rPr>
-        <w:t xml:space="preserve">    </w:t>
-      </w:r>
-      <w:r>
-        <w:rPr>
-          <w:lang w:val="bs-Latn-BA"/>
-        </w:rPr>
-        <w:t xml:space="preserve">   </w:t>
-      </w:r>
-      <w:r>
-        <w:rPr>
-          <w:lang w:val="sr-Cyrl-BA"/>
-        </w:rPr>
-        <w:t>___________________________</w:t>
-      </w:r>
-      <w:r>
-        <w:rPr>
-          <w:lang w:val="bs-Latn-BA"/>
-        </w:rPr>
-        <w:t xml:space="preserve">                          </w:t>
-      </w:r>
-      <w:r>
-        <w:rPr>
-          <w:lang w:val="sr-Cyrl-BA"/>
-        </w:rPr>
-        <w:t>_____</w:t>
-      </w:r>
-      <w:r>
-        <w:rPr>
-          <w:lang w:val="en-GB"/>
-        </w:rPr>
-        <w:t>___</w:t>
-      </w:r>
-      <w:r>
-        <w:rPr>
-          <w:lang w:val="sr-Cyrl-BA"/>
-        </w:rPr>
-        <w:t>_</w:t>
-      </w:r>
-      <w:r>
-        <w:rPr>
-          <w:lang w:val="en-GB"/>
-        </w:rPr>
         <w:t>____</w:t>
       </w:r>
       <w:r>
@@ -903,13 +928,13 @@
         <w:rPr>
           <w:lang w:val="sr-Cyrl-BA"/>
         </w:rPr>
-        <w:t xml:space="preserve">                                                                                         </w:t>
-      </w:r>
-      <w:r>
-        <w:rPr>
-          <w:lang w:val="sr-Cyrl-BA"/>
-        </w:rPr>
-        <w:t xml:space="preserve"> Драгана Стојановић</w:t>
+        <w:t xml:space="preserve">                                                                                        </w:t>
+      </w:r>
+      <w:r>
+        <w:rPr>
+          <w:lang w:val="sr-Cyrl-BA"/>
+        </w:rPr>
+        <w:t>Драгана Стојановић</w:t>
       </w:r>
       <w:r>
         <w:rPr>

--- a/project/docs/template.docx
+++ b/project/docs/template.docx
@@ -934,7 +934,7 @@
         <w:rPr>
           <w:lang w:val="sr-Cyrl-BA"/>
         </w:rPr>
-        <w:t>Драгана Стојановић</w:t>
+        <w:t>Сузана Јокић</w:t>
       </w:r>
       <w:r>
         <w:rPr>
